--- a/CV_ArceF.docx
+++ b/CV_ArceF.docx
@@ -14,7 +14,6 @@
         <w:rPr>
           <w:sz w:val="24"/>
           <w:szCs w:val="24"/>
-          <w:lang w:val="en-CA"/>
         </w:rPr>
         <w:fldChar w:fldCharType="begin"/>
       </w:r>
@@ -22,7 +21,6 @@
         <w:rPr>
           <w:sz w:val="24"/>
           <w:szCs w:val="24"/>
-          <w:lang w:val="en-CA"/>
         </w:rPr>
         <w:instrText xml:space="preserve"> SEQ CHAPTER \h \r 1</w:instrText>
       </w:r>
@@ -30,7 +28,6 @@
         <w:rPr>
           <w:sz w:val="24"/>
           <w:szCs w:val="24"/>
-          <w:lang w:val="en-CA"/>
         </w:rPr>
         <w:fldChar w:fldCharType="end"/>
       </w:r>
@@ -124,7 +121,7 @@
         <w:tab/>
       </w:r>
       <w:r>
-        <w:t>January</w:t>
+        <w:t>June</w:t>
       </w:r>
       <w:r>
         <w:t xml:space="preserve"> 202</w:t>
@@ -282,14 +279,12 @@
         <w:rPr>
           <w:sz w:val="22"/>
           <w:szCs w:val="22"/>
-          <w:lang w:val="es-ES"/>
-        </w:rPr>
-      </w:pPr>
-      <w:r>
-        <w:rPr>
-          <w:sz w:val="22"/>
-          <w:szCs w:val="22"/>
-          <w:lang w:val="es-ES"/>
+        </w:rPr>
+      </w:pPr>
+      <w:r>
+        <w:rPr>
+          <w:sz w:val="22"/>
+          <w:szCs w:val="22"/>
         </w:rPr>
         <w:t>E-mail:</w:t>
       </w:r>
@@ -297,7 +292,6 @@
         <w:rPr>
           <w:sz w:val="22"/>
           <w:szCs w:val="22"/>
-          <w:lang w:val="es-ES"/>
         </w:rPr>
         <w:t xml:space="preserve"> </w:t>
       </w:r>
@@ -305,7 +299,6 @@
         <w:rPr>
           <w:sz w:val="22"/>
           <w:szCs w:val="22"/>
-          <w:lang w:val="es-ES"/>
         </w:rPr>
         <w:t>fernandoarce.econ@gmail.com</w:t>
       </w:r>
@@ -331,14 +324,12 @@
         <w:rPr>
           <w:sz w:val="22"/>
           <w:szCs w:val="22"/>
-          <w:lang w:val="es-ES"/>
-        </w:rPr>
-      </w:pPr>
-      <w:r>
-        <w:rPr>
-          <w:sz w:val="22"/>
-          <w:szCs w:val="22"/>
-          <w:lang w:val="es-ES"/>
+        </w:rPr>
+      </w:pPr>
+      <w:r>
+        <w:rPr>
+          <w:sz w:val="22"/>
+          <w:szCs w:val="22"/>
         </w:rPr>
         <w:t>URL:</w:t>
       </w:r>
@@ -348,7 +339,6 @@
           <w:bCs/>
           <w:sz w:val="22"/>
           <w:szCs w:val="22"/>
-          <w:lang w:val="es-ES"/>
         </w:rPr>
         <w:t xml:space="preserve"> </w:t>
       </w:r>
@@ -356,7 +346,6 @@
         <w:rPr>
           <w:sz w:val="22"/>
           <w:szCs w:val="22"/>
-          <w:lang w:val="es-ES"/>
         </w:rPr>
         <w:t>www.fernandoarce.site</w:t>
       </w:r>
@@ -364,7 +353,6 @@
         <w:rPr>
           <w:sz w:val="22"/>
           <w:szCs w:val="22"/>
-          <w:lang w:val="es-ES"/>
         </w:rPr>
         <w:tab/>
       </w:r>
@@ -372,7 +360,6 @@
         <w:rPr>
           <w:sz w:val="22"/>
           <w:szCs w:val="22"/>
-          <w:lang w:val="es-ES"/>
         </w:rPr>
         <w:tab/>
       </w:r>
@@ -399,36 +386,21 @@
           <w:bCs/>
           <w:sz w:val="22"/>
           <w:szCs w:val="22"/>
-          <w:lang w:val="es-ES"/>
-        </w:rPr>
-      </w:pPr>
-      <w:proofErr w:type="spellStart"/>
+        </w:rPr>
+      </w:pPr>
       <w:r>
         <w:rPr>
           <w:i/>
           <w:iCs/>
           <w:sz w:val="22"/>
           <w:szCs w:val="22"/>
-          <w:lang w:val="es-ES"/>
-        </w:rPr>
-        <w:t>Citizenship</w:t>
-      </w:r>
-      <w:proofErr w:type="spellEnd"/>
-      <w:r>
-        <w:rPr>
-          <w:i/>
-          <w:iCs/>
-          <w:sz w:val="22"/>
-          <w:szCs w:val="22"/>
-          <w:lang w:val="es-ES"/>
-        </w:rPr>
-        <w:t>:</w:t>
-      </w:r>
-      <w:r>
-        <w:rPr>
-          <w:sz w:val="22"/>
-          <w:szCs w:val="22"/>
-          <w:lang w:val="es-ES"/>
+        </w:rPr>
+        <w:t>Citizenship:</w:t>
+      </w:r>
+      <w:r>
+        <w:rPr>
+          <w:sz w:val="22"/>
+          <w:szCs w:val="22"/>
         </w:rPr>
         <w:t xml:space="preserve"> Bolivia </w:t>
       </w:r>
@@ -436,7 +408,6 @@
         <w:rPr>
           <w:sz w:val="22"/>
           <w:szCs w:val="22"/>
-          <w:lang w:val="es-ES"/>
         </w:rPr>
         <w:t>G-4</w:t>
       </w:r>
@@ -444,7 +415,6 @@
         <w:rPr>
           <w:sz w:val="22"/>
           <w:szCs w:val="22"/>
-          <w:lang w:val="es-ES"/>
         </w:rPr>
         <w:t>, Argentina</w:t>
       </w:r>
@@ -452,7 +422,6 @@
         <w:rPr>
           <w:sz w:val="22"/>
           <w:szCs w:val="22"/>
-          <w:lang w:val="es-ES"/>
         </w:rPr>
         <w:tab/>
       </w:r>
@@ -479,7 +448,6 @@
           <w:bCs/>
           <w:sz w:val="22"/>
           <w:szCs w:val="22"/>
-          <w:lang w:val="es-ES"/>
         </w:rPr>
       </w:pPr>
     </w:p>
@@ -669,14 +637,7 @@
           <w:sz w:val="22"/>
           <w:szCs w:val="22"/>
         </w:rPr>
-        <w:t xml:space="preserve">2025 - </w:t>
-      </w:r>
-      <w:r>
-        <w:rPr>
-          <w:sz w:val="22"/>
-          <w:szCs w:val="22"/>
-        </w:rPr>
-        <w:t>Present</w:t>
+        <w:t>2025 - Present</w:t>
       </w:r>
       <w:r>
         <w:rPr>
@@ -686,7 +647,33 @@
           <w:szCs w:val="22"/>
         </w:rPr>
         <w:tab/>
-        <w:t>Economics Senior Specialist</w:t>
+      </w:r>
+      <w:r>
+        <w:rPr>
+          <w:i/>
+          <w:iCs/>
+          <w:sz w:val="22"/>
+          <w:szCs w:val="22"/>
+        </w:rPr>
+        <w:t xml:space="preserve">Senior </w:t>
+      </w:r>
+      <w:r>
+        <w:rPr>
+          <w:i/>
+          <w:iCs/>
+          <w:sz w:val="22"/>
+          <w:szCs w:val="22"/>
+        </w:rPr>
+        <w:t>Economi</w:t>
+      </w:r>
+      <w:r>
+        <w:rPr>
+          <w:i/>
+          <w:iCs/>
+          <w:sz w:val="22"/>
+          <w:szCs w:val="22"/>
+        </w:rPr>
+        <w:t>st</w:t>
       </w:r>
       <w:r>
         <w:rPr>
@@ -722,14 +709,7 @@
           <w:sz w:val="22"/>
           <w:szCs w:val="22"/>
         </w:rPr>
-        <w:t xml:space="preserve">2021 - </w:t>
-      </w:r>
-      <w:r>
-        <w:rPr>
-          <w:sz w:val="22"/>
-          <w:szCs w:val="22"/>
-        </w:rPr>
-        <w:t>Present</w:t>
+        <w:t>2021 - Present</w:t>
       </w:r>
       <w:r>
         <w:rPr>
@@ -769,16 +749,7 @@
           <w:sz w:val="22"/>
           <w:szCs w:val="22"/>
         </w:rPr>
-        <w:t>on leave</w:t>
-      </w:r>
-      <w:r>
-        <w:rPr>
-          <w:i/>
-          <w:iCs/>
-          <w:sz w:val="22"/>
-          <w:szCs w:val="22"/>
-        </w:rPr>
-        <w:t>)</w:t>
+        <w:t>on leave)</w:t>
       </w:r>
     </w:p>
     <w:p>
@@ -1362,7 +1333,7 @@
           <w:szCs w:val="22"/>
         </w:rPr>
         <w:tab/>
-        <w:t>ENSAE - Paris Tech</w:t>
+        <w:t>ENSAE Paris</w:t>
       </w:r>
       <w:r>
         <w:rPr>
@@ -1458,7 +1429,25 @@
           <w:sz w:val="22"/>
           <w:szCs w:val="22"/>
         </w:rPr>
-        <w:t xml:space="preserve"> Papers</w:t>
+        <w:t xml:space="preserve"> </w:t>
+      </w:r>
+      <w:r>
+        <w:rPr>
+          <w:b/>
+          <w:bCs/>
+          <w:sz w:val="22"/>
+          <w:szCs w:val="22"/>
+        </w:rPr>
+        <w:t xml:space="preserve">Academic </w:t>
+      </w:r>
+      <w:r>
+        <w:rPr>
+          <w:b/>
+          <w:bCs/>
+          <w:sz w:val="22"/>
+          <w:szCs w:val="22"/>
+        </w:rPr>
+        <w:t>Papers</w:t>
       </w:r>
     </w:p>
     <w:p>
@@ -1516,14 +1505,7 @@
           <w:sz w:val="22"/>
           <w:szCs w:val="22"/>
         </w:rPr>
-        <w:t>,</w:t>
-      </w:r>
-      <w:r>
-        <w:rPr>
-          <w:sz w:val="22"/>
-          <w:szCs w:val="22"/>
-        </w:rPr>
-        <w:t> </w:t>
+        <w:t>, </w:t>
       </w:r>
       <w:hyperlink r:id="rId7" w:tgtFrame="_blank" w:history="1">
         <w:r>
@@ -1586,16 +1568,7 @@
           <w:sz w:val="22"/>
           <w:szCs w:val="22"/>
         </w:rPr>
-        <w:t xml:space="preserve"> </w:t>
-      </w:r>
-      <w:r>
-        <w:rPr>
-          <w:rFonts w:ascii="Times New Roman" w:eastAsiaTheme="minorEastAsia" w:hAnsi="Times New Roman" w:cs="Times New Roman"/>
-          <w:color w:val="auto"/>
-          <w:sz w:val="22"/>
-          <w:szCs w:val="22"/>
-        </w:rPr>
-        <w:t>December 2024</w:t>
+        <w:t xml:space="preserve"> December 2024</w:t>
       </w:r>
     </w:p>
     <w:p>
@@ -1797,7 +1770,14 @@
           <w:sz w:val="22"/>
           <w:szCs w:val="22"/>
         </w:rPr>
-        <w:t>“Sovereign Risk with Endogenous Debt Limits” with Alessandro Villa, in progress</w:t>
+        <w:t xml:space="preserve">“Sovereign Risk with Endogenous Debt Limits” with Alessandro Villa, </w:t>
+      </w:r>
+      <w:r>
+        <w:rPr>
+          <w:sz w:val="22"/>
+          <w:szCs w:val="22"/>
+        </w:rPr>
+        <w:t>submitted</w:t>
       </w:r>
     </w:p>
     <w:p>
@@ -1827,7 +1807,623 @@
           <w:sz w:val="22"/>
           <w:szCs w:val="22"/>
         </w:rPr>
-        <w:t xml:space="preserve">“Sudden stops and consumption inequality with </w:t>
+        <w:t>“</w:t>
+      </w:r>
+      <w:r>
+        <w:rPr>
+          <w:sz w:val="22"/>
+          <w:szCs w:val="22"/>
+        </w:rPr>
+        <w:t>Sudden Stops, Inequality, and Macroprudential Policy</w:t>
+      </w:r>
+      <w:r>
+        <w:rPr>
+          <w:sz w:val="22"/>
+          <w:szCs w:val="22"/>
+        </w:rPr>
+        <w:t>,” with</w:t>
+      </w:r>
+      <w:r>
+        <w:rPr>
+          <w:sz w:val="22"/>
+          <w:szCs w:val="22"/>
+        </w:rPr>
+        <w:t xml:space="preserve"> Yaakov Levin, and</w:t>
+      </w:r>
+      <w:r>
+        <w:rPr>
+          <w:sz w:val="22"/>
+          <w:szCs w:val="22"/>
+        </w:rPr>
+        <w:t xml:space="preserve"> Monica Tran Xuan, in progress</w:t>
+      </w:r>
+    </w:p>
+    <w:p>
+      <w:pPr>
+        <w:widowControl/>
+        <w:tabs>
+          <w:tab w:val="left" w:pos="-720"/>
+          <w:tab w:val="left" w:pos="0"/>
+          <w:tab w:val="left" w:pos="270"/>
+          <w:tab w:val="left" w:pos="1800"/>
+          <w:tab w:val="left" w:pos="6588"/>
+          <w:tab w:val="left" w:pos="8640"/>
+          <w:tab w:val="left" w:pos="9360"/>
+          <w:tab w:val="left" w:pos="10080"/>
+          <w:tab w:val="left" w:pos="10348"/>
+        </w:tabs>
+        <w:spacing w:after="159" w:line="258" w:lineRule="auto"/>
+        <w:rPr>
+          <w:sz w:val="22"/>
+          <w:szCs w:val="22"/>
+        </w:rPr>
+      </w:pPr>
+      <w:r>
+        <w:rPr>
+          <w:sz w:val="22"/>
+          <w:szCs w:val="22"/>
+        </w:rPr>
+        <w:t>“</w:t>
+      </w:r>
+      <w:r>
+        <w:rPr>
+          <w:sz w:val="22"/>
+          <w:szCs w:val="22"/>
+        </w:rPr>
+        <w:t>What moves Sovereign Credit Risk? The role of information”</w:t>
+      </w:r>
+      <w:r>
+        <w:rPr>
+          <w:sz w:val="22"/>
+          <w:szCs w:val="22"/>
+        </w:rPr>
+        <w:t xml:space="preserve"> with Monica Tran Xuan</w:t>
+      </w:r>
+      <w:r>
+        <w:rPr>
+          <w:sz w:val="22"/>
+          <w:szCs w:val="22"/>
+        </w:rPr>
+        <w:t xml:space="preserve"> and Han Zhang</w:t>
+      </w:r>
+      <w:r>
+        <w:rPr>
+          <w:sz w:val="22"/>
+          <w:szCs w:val="22"/>
+        </w:rPr>
+        <w:t>, in progress</w:t>
+      </w:r>
+    </w:p>
+    <w:p>
+      <w:pPr>
+        <w:widowControl/>
+        <w:tabs>
+          <w:tab w:val="left" w:pos="-720"/>
+          <w:tab w:val="left" w:pos="0"/>
+          <w:tab w:val="left" w:pos="270"/>
+          <w:tab w:val="left" w:pos="1800"/>
+          <w:tab w:val="left" w:pos="6588"/>
+          <w:tab w:val="left" w:pos="8640"/>
+          <w:tab w:val="left" w:pos="9360"/>
+          <w:tab w:val="left" w:pos="10080"/>
+          <w:tab w:val="left" w:pos="10348"/>
+        </w:tabs>
+        <w:spacing w:after="159" w:line="258" w:lineRule="auto"/>
+        <w:ind w:hanging="360"/>
+        <w:rPr>
+          <w:b/>
+          <w:bCs/>
+          <w:sz w:val="22"/>
+          <w:szCs w:val="22"/>
+        </w:rPr>
+      </w:pPr>
+    </w:p>
+    <w:p>
+      <w:pPr>
+        <w:widowControl/>
+        <w:tabs>
+          <w:tab w:val="left" w:pos="-720"/>
+          <w:tab w:val="left" w:pos="0"/>
+          <w:tab w:val="left" w:pos="270"/>
+          <w:tab w:val="left" w:pos="1800"/>
+          <w:tab w:val="left" w:pos="6588"/>
+          <w:tab w:val="left" w:pos="8640"/>
+          <w:tab w:val="left" w:pos="9360"/>
+          <w:tab w:val="left" w:pos="10080"/>
+          <w:tab w:val="left" w:pos="10348"/>
+        </w:tabs>
+        <w:spacing w:after="159" w:line="258" w:lineRule="auto"/>
+        <w:ind w:hanging="360"/>
+        <w:rPr>
+          <w:b/>
+          <w:bCs/>
+          <w:sz w:val="22"/>
+          <w:szCs w:val="22"/>
+        </w:rPr>
+      </w:pPr>
+      <w:r>
+        <w:rPr>
+          <w:b/>
+          <w:bCs/>
+          <w:sz w:val="22"/>
+          <w:szCs w:val="22"/>
+        </w:rPr>
+        <w:lastRenderedPageBreak/>
+        <w:t>Policy Publications</w:t>
+      </w:r>
+    </w:p>
+    <w:p>
+      <w:pPr>
+        <w:widowControl/>
+        <w:tabs>
+          <w:tab w:val="left" w:pos="-720"/>
+          <w:tab w:val="left" w:pos="0"/>
+          <w:tab w:val="left" w:pos="270"/>
+          <w:tab w:val="left" w:pos="1800"/>
+          <w:tab w:val="left" w:pos="6588"/>
+          <w:tab w:val="left" w:pos="8640"/>
+          <w:tab w:val="left" w:pos="9360"/>
+          <w:tab w:val="left" w:pos="10080"/>
+          <w:tab w:val="left" w:pos="10348"/>
+        </w:tabs>
+        <w:spacing w:after="159" w:line="258" w:lineRule="auto"/>
+        <w:rPr>
+          <w:sz w:val="22"/>
+          <w:szCs w:val="22"/>
+        </w:rPr>
+      </w:pPr>
+      <w:r>
+        <w:rPr>
+          <w:i/>
+          <w:iCs/>
+          <w:sz w:val="22"/>
+          <w:szCs w:val="22"/>
+        </w:rPr>
+        <w:t>Fiscal Chapter</w:t>
+      </w:r>
+      <w:r>
+        <w:rPr>
+          <w:sz w:val="22"/>
+          <w:szCs w:val="22"/>
+        </w:rPr>
+        <w:t xml:space="preserve"> - 2026 Latin American and Caribbean Macroeconomic Report: Resilience and Growth Prospects in a Shifting Global Economy</w:t>
+      </w:r>
+    </w:p>
+    <w:p>
+      <w:pPr>
+        <w:widowControl/>
+        <w:tabs>
+          <w:tab w:val="left" w:pos="-720"/>
+          <w:tab w:val="left" w:pos="0"/>
+          <w:tab w:val="left" w:pos="270"/>
+          <w:tab w:val="left" w:pos="1800"/>
+          <w:tab w:val="left" w:pos="6588"/>
+          <w:tab w:val="left" w:pos="8640"/>
+          <w:tab w:val="left" w:pos="9360"/>
+          <w:tab w:val="left" w:pos="10080"/>
+          <w:tab w:val="left" w:pos="10348"/>
+        </w:tabs>
+        <w:spacing w:after="159" w:line="258" w:lineRule="auto"/>
+        <w:rPr>
+          <w:sz w:val="22"/>
+          <w:szCs w:val="22"/>
+        </w:rPr>
+      </w:pPr>
+      <w:r>
+        <w:rPr>
+          <w:i/>
+          <w:iCs/>
+          <w:sz w:val="22"/>
+          <w:szCs w:val="22"/>
+        </w:rPr>
+        <w:t>From Detection to Collection</w:t>
+      </w:r>
+      <w:r>
+        <w:rPr>
+          <w:i/>
+          <w:iCs/>
+          <w:sz w:val="22"/>
+          <w:szCs w:val="22"/>
+        </w:rPr>
+        <w:t>: The Next Frontier for Digital Tax Tools in Latin America and the Caribbean</w:t>
+      </w:r>
+      <w:r>
+        <w:rPr>
+          <w:sz w:val="22"/>
+          <w:szCs w:val="22"/>
+        </w:rPr>
+        <w:t>, IDB Blog</w:t>
+      </w:r>
+    </w:p>
+    <w:p>
+      <w:pPr>
+        <w:widowControl/>
+        <w:tabs>
+          <w:tab w:val="left" w:pos="-720"/>
+          <w:tab w:val="left" w:pos="0"/>
+          <w:tab w:val="left" w:pos="270"/>
+          <w:tab w:val="left" w:pos="1800"/>
+          <w:tab w:val="left" w:pos="6588"/>
+          <w:tab w:val="left" w:pos="8640"/>
+          <w:tab w:val="left" w:pos="9360"/>
+          <w:tab w:val="left" w:pos="10080"/>
+          <w:tab w:val="left" w:pos="10348"/>
+        </w:tabs>
+        <w:spacing w:after="159" w:line="258" w:lineRule="auto"/>
+        <w:ind w:hanging="360"/>
+        <w:rPr>
+          <w:b/>
+          <w:bCs/>
+          <w:sz w:val="22"/>
+          <w:szCs w:val="22"/>
+        </w:rPr>
+      </w:pPr>
+      <w:r>
+        <w:rPr>
+          <w:b/>
+          <w:bCs/>
+          <w:sz w:val="22"/>
+          <w:szCs w:val="22"/>
+        </w:rPr>
+        <w:t>Policy Presentations</w:t>
+      </w:r>
+    </w:p>
+    <w:p>
+      <w:pPr>
+        <w:widowControl/>
+        <w:tabs>
+          <w:tab w:val="left" w:pos="-720"/>
+          <w:tab w:val="left" w:pos="0"/>
+          <w:tab w:val="left" w:pos="270"/>
+          <w:tab w:val="left" w:pos="1800"/>
+          <w:tab w:val="left" w:pos="6588"/>
+          <w:tab w:val="left" w:pos="8640"/>
+          <w:tab w:val="left" w:pos="9360"/>
+          <w:tab w:val="left" w:pos="10080"/>
+          <w:tab w:val="left" w:pos="10348"/>
+        </w:tabs>
+        <w:spacing w:after="159" w:line="258" w:lineRule="auto"/>
+        <w:ind w:hanging="360"/>
+        <w:rPr>
+          <w:sz w:val="22"/>
+          <w:szCs w:val="22"/>
+        </w:rPr>
+      </w:pPr>
+      <w:r>
+        <w:rPr>
+          <w:i/>
+          <w:iCs/>
+          <w:sz w:val="22"/>
+          <w:szCs w:val="22"/>
+        </w:rPr>
+        <w:t xml:space="preserve">What sustains fiscal </w:t>
+      </w:r>
+      <w:proofErr w:type="gramStart"/>
+      <w:r>
+        <w:rPr>
+          <w:i/>
+          <w:iCs/>
+          <w:sz w:val="22"/>
+          <w:szCs w:val="22"/>
+        </w:rPr>
+        <w:t>rules?</w:t>
+      </w:r>
+      <w:r>
+        <w:rPr>
+          <w:sz w:val="22"/>
+          <w:szCs w:val="22"/>
+        </w:rPr>
+        <w:t>,</w:t>
+      </w:r>
+      <w:proofErr w:type="gramEnd"/>
+      <w:r>
+        <w:rPr>
+          <w:sz w:val="22"/>
+          <w:szCs w:val="22"/>
+        </w:rPr>
+        <w:t xml:space="preserve"> Macroeconomic Policy Division, Ministry of Financ</w:t>
+      </w:r>
+      <w:r>
+        <w:rPr>
+          <w:sz w:val="22"/>
+          <w:szCs w:val="22"/>
+        </w:rPr>
+        <w:t>e</w:t>
+      </w:r>
+      <w:r>
+        <w:rPr>
+          <w:sz w:val="22"/>
+          <w:szCs w:val="22"/>
+        </w:rPr>
+        <w:t>,</w:t>
+      </w:r>
+      <w:r>
+        <w:rPr>
+          <w:sz w:val="22"/>
+          <w:szCs w:val="22"/>
+        </w:rPr>
+        <w:t xml:space="preserve"> </w:t>
+      </w:r>
+      <w:r>
+        <w:rPr>
+          <w:sz w:val="22"/>
+          <w:szCs w:val="22"/>
+        </w:rPr>
+        <w:t>February 2026</w:t>
+      </w:r>
+      <w:r>
+        <w:rPr>
+          <w:sz w:val="22"/>
+          <w:szCs w:val="22"/>
+        </w:rPr>
+        <w:t>,</w:t>
+      </w:r>
+      <w:r>
+        <w:rPr>
+          <w:sz w:val="22"/>
+          <w:szCs w:val="22"/>
+        </w:rPr>
+        <w:t xml:space="preserve"> </w:t>
+      </w:r>
+      <w:r>
+        <w:rPr>
+          <w:sz w:val="22"/>
+          <w:szCs w:val="22"/>
+        </w:rPr>
+        <w:t xml:space="preserve">Bogota, </w:t>
+      </w:r>
+      <w:r>
+        <w:rPr>
+          <w:sz w:val="22"/>
+          <w:szCs w:val="22"/>
+        </w:rPr>
+        <w:t>Colombia.</w:t>
+      </w:r>
+    </w:p>
+    <w:p>
+      <w:pPr>
+        <w:widowControl/>
+        <w:tabs>
+          <w:tab w:val="left" w:pos="-720"/>
+          <w:tab w:val="left" w:pos="0"/>
+          <w:tab w:val="left" w:pos="270"/>
+          <w:tab w:val="left" w:pos="1800"/>
+          <w:tab w:val="left" w:pos="6588"/>
+          <w:tab w:val="left" w:pos="8640"/>
+          <w:tab w:val="left" w:pos="9360"/>
+          <w:tab w:val="left" w:pos="10080"/>
+          <w:tab w:val="left" w:pos="10348"/>
+        </w:tabs>
+        <w:spacing w:after="159" w:line="258" w:lineRule="auto"/>
+        <w:ind w:hanging="360"/>
+        <w:rPr>
+          <w:sz w:val="22"/>
+          <w:szCs w:val="22"/>
+        </w:rPr>
+      </w:pPr>
+      <w:r>
+        <w:rPr>
+          <w:i/>
+          <w:iCs/>
+          <w:sz w:val="22"/>
+          <w:szCs w:val="22"/>
+        </w:rPr>
+        <w:t xml:space="preserve">What sustains fiscal rules? </w:t>
+      </w:r>
+      <w:r>
+        <w:rPr>
+          <w:sz w:val="22"/>
+          <w:szCs w:val="22"/>
+        </w:rPr>
+        <w:t>Colombian Autonomous Committee for the Fiscal Rule</w:t>
+      </w:r>
+      <w:r>
+        <w:rPr>
+          <w:sz w:val="22"/>
+          <w:szCs w:val="22"/>
+        </w:rPr>
+        <w:t>,</w:t>
+      </w:r>
+      <w:r>
+        <w:rPr>
+          <w:sz w:val="22"/>
+          <w:szCs w:val="22"/>
+        </w:rPr>
+        <w:t xml:space="preserve"> February 2026</w:t>
+      </w:r>
+      <w:r>
+        <w:rPr>
+          <w:sz w:val="22"/>
+          <w:szCs w:val="22"/>
+        </w:rPr>
+        <w:t>,</w:t>
+      </w:r>
+      <w:r>
+        <w:rPr>
+          <w:sz w:val="22"/>
+          <w:szCs w:val="22"/>
+        </w:rPr>
+        <w:t xml:space="preserve"> Bogota,</w:t>
+      </w:r>
+      <w:r>
+        <w:rPr>
+          <w:sz w:val="22"/>
+          <w:szCs w:val="22"/>
+        </w:rPr>
+        <w:t xml:space="preserve"> Colombia.</w:t>
+      </w:r>
+    </w:p>
+    <w:p>
+      <w:pPr>
+        <w:widowControl/>
+        <w:tabs>
+          <w:tab w:val="left" w:pos="-720"/>
+          <w:tab w:val="left" w:pos="0"/>
+          <w:tab w:val="left" w:pos="270"/>
+          <w:tab w:val="left" w:pos="1800"/>
+          <w:tab w:val="left" w:pos="6588"/>
+          <w:tab w:val="left" w:pos="8640"/>
+          <w:tab w:val="left" w:pos="9360"/>
+          <w:tab w:val="left" w:pos="10080"/>
+          <w:tab w:val="left" w:pos="10348"/>
+        </w:tabs>
+        <w:spacing w:after="159" w:line="258" w:lineRule="auto"/>
+        <w:ind w:hanging="360"/>
+        <w:rPr>
+          <w:sz w:val="22"/>
+          <w:szCs w:val="22"/>
+        </w:rPr>
+      </w:pPr>
+      <w:r>
+        <w:rPr>
+          <w:i/>
+          <w:iCs/>
+          <w:sz w:val="22"/>
+          <w:szCs w:val="22"/>
+        </w:rPr>
+        <w:t>Trade in Times of Tariffs,</w:t>
+      </w:r>
+      <w:r>
+        <w:rPr>
+          <w:b/>
+          <w:bCs/>
+          <w:sz w:val="22"/>
+          <w:szCs w:val="22"/>
+        </w:rPr>
+        <w:t xml:space="preserve"> </w:t>
+      </w:r>
+      <w:r>
+        <w:rPr>
+          <w:sz w:val="22"/>
+          <w:szCs w:val="22"/>
+        </w:rPr>
+        <w:t>CAF and Central Bank of Uruguay, December 2025, Montevideo, Uruguay.</w:t>
+      </w:r>
+    </w:p>
+    <w:p>
+      <w:pPr>
+        <w:widowControl/>
+        <w:tabs>
+          <w:tab w:val="left" w:pos="-720"/>
+          <w:tab w:val="left" w:pos="0"/>
+          <w:tab w:val="left" w:pos="270"/>
+          <w:tab w:val="left" w:pos="1800"/>
+          <w:tab w:val="left" w:pos="6588"/>
+          <w:tab w:val="left" w:pos="8640"/>
+          <w:tab w:val="left" w:pos="9360"/>
+          <w:tab w:val="left" w:pos="10080"/>
+          <w:tab w:val="left" w:pos="10348"/>
+        </w:tabs>
+        <w:spacing w:after="159" w:line="258" w:lineRule="auto"/>
+        <w:ind w:hanging="360"/>
+        <w:rPr>
+          <w:b/>
+          <w:bCs/>
+          <w:sz w:val="22"/>
+          <w:szCs w:val="22"/>
+        </w:rPr>
+      </w:pPr>
+      <w:r>
+        <w:rPr>
+          <w:b/>
+          <w:bCs/>
+          <w:sz w:val="22"/>
+          <w:szCs w:val="22"/>
+        </w:rPr>
+        <w:t>Research</w:t>
+      </w:r>
+      <w:r>
+        <w:rPr>
+          <w:b/>
+          <w:bCs/>
+          <w:sz w:val="22"/>
+          <w:szCs w:val="22"/>
+        </w:rPr>
+        <w:t xml:space="preserve"> </w:t>
+      </w:r>
+      <w:r>
+        <w:rPr>
+          <w:b/>
+          <w:bCs/>
+          <w:sz w:val="22"/>
+          <w:szCs w:val="22"/>
+        </w:rPr>
+        <w:t>Presentations</w:t>
+      </w:r>
+    </w:p>
+    <w:p>
+      <w:pPr>
+        <w:widowControl/>
+        <w:tabs>
+          <w:tab w:val="left" w:pos="-720"/>
+          <w:tab w:val="left" w:pos="0"/>
+          <w:tab w:val="left" w:pos="270"/>
+          <w:tab w:val="left" w:pos="1800"/>
+          <w:tab w:val="left" w:pos="6588"/>
+          <w:tab w:val="left" w:pos="8640"/>
+          <w:tab w:val="left" w:pos="9360"/>
+          <w:tab w:val="left" w:pos="10080"/>
+          <w:tab w:val="left" w:pos="10348"/>
+        </w:tabs>
+        <w:spacing w:after="159" w:line="258" w:lineRule="auto"/>
+        <w:ind w:hanging="360"/>
+        <w:rPr>
+          <w:b/>
+          <w:bCs/>
+          <w:sz w:val="22"/>
+          <w:szCs w:val="22"/>
+        </w:rPr>
+      </w:pPr>
+      <w:r>
+        <w:rPr>
+          <w:b/>
+          <w:bCs/>
+          <w:sz w:val="22"/>
+          <w:szCs w:val="22"/>
+        </w:rPr>
+        <w:t>2026</w:t>
+      </w:r>
+      <w:r>
+        <w:rPr>
+          <w:sz w:val="22"/>
+          <w:szCs w:val="22"/>
+        </w:rPr>
+        <w:t xml:space="preserve">: ASSA Meetings </w:t>
+      </w:r>
+      <w:r>
+        <w:rPr>
+          <w:sz w:val="22"/>
+          <w:szCs w:val="22"/>
+        </w:rPr>
+        <w:t>Philadelphia, PA; I</w:t>
+      </w:r>
+      <w:r>
+        <w:rPr>
+          <w:sz w:val="22"/>
+          <w:szCs w:val="22"/>
+        </w:rPr>
+        <w:t>nternational Monetary Fund</w:t>
+      </w:r>
+      <w:r>
+        <w:rPr>
+          <w:sz w:val="22"/>
+          <w:szCs w:val="22"/>
+        </w:rPr>
+        <w:t>, Sovereign Debt Workshop, Washington DC</w:t>
+      </w:r>
+      <w:r>
+        <w:rPr>
+          <w:sz w:val="22"/>
+          <w:szCs w:val="22"/>
+        </w:rPr>
+        <w:t>;</w:t>
+      </w:r>
+      <w:r>
+        <w:rPr>
+          <w:sz w:val="22"/>
+          <w:szCs w:val="22"/>
+        </w:rPr>
+        <w:t xml:space="preserve"> Universidad de </w:t>
       </w:r>
       <w:proofErr w:type="spellStart"/>
       <w:r>
@@ -1835,7 +2431,7 @@
           <w:sz w:val="22"/>
           <w:szCs w:val="22"/>
         </w:rPr>
-        <w:t>nonhomothetic</w:t>
+        <w:t>los</w:t>
       </w:r>
       <w:proofErr w:type="spellEnd"/>
       <w:r>
@@ -1843,7 +2439,1493 @@
           <w:sz w:val="22"/>
           <w:szCs w:val="22"/>
         </w:rPr>
-        <w:t xml:space="preserve"> preferences,” with Monica Tran Xuan, in progress</w:t>
+        <w:t xml:space="preserve"> Andes, </w:t>
+      </w:r>
+      <w:r>
+        <w:rPr>
+          <w:sz w:val="22"/>
+          <w:szCs w:val="22"/>
+        </w:rPr>
+        <w:t>Bogot</w:t>
+      </w:r>
+      <w:r>
+        <w:rPr>
+          <w:sz w:val="22"/>
+          <w:szCs w:val="22"/>
+        </w:rPr>
+        <w:t>a</w:t>
+      </w:r>
+      <w:r>
+        <w:rPr>
+          <w:sz w:val="22"/>
+          <w:szCs w:val="22"/>
+        </w:rPr>
+        <w:t>, Colombia</w:t>
+      </w:r>
+      <w:r>
+        <w:rPr>
+          <w:sz w:val="22"/>
+          <w:szCs w:val="22"/>
+        </w:rPr>
+        <w:t>; Universidad del Rosario, Bogot</w:t>
+      </w:r>
+      <w:r>
+        <w:rPr>
+          <w:sz w:val="22"/>
+          <w:szCs w:val="22"/>
+        </w:rPr>
+        <w:t>a</w:t>
+      </w:r>
+      <w:r>
+        <w:rPr>
+          <w:sz w:val="22"/>
+          <w:szCs w:val="22"/>
+        </w:rPr>
+        <w:t>, Colombia; Universidad Javeriana, Bogot</w:t>
+      </w:r>
+      <w:r>
+        <w:rPr>
+          <w:sz w:val="22"/>
+          <w:szCs w:val="22"/>
+        </w:rPr>
+        <w:t>a</w:t>
+      </w:r>
+      <w:r>
+        <w:rPr>
+          <w:sz w:val="22"/>
+          <w:szCs w:val="22"/>
+        </w:rPr>
+        <w:t xml:space="preserve">, Colombia; </w:t>
+      </w:r>
+      <w:r>
+        <w:rPr>
+          <w:sz w:val="22"/>
+          <w:szCs w:val="22"/>
+        </w:rPr>
+        <w:t>Universidad Torcuato Di Tella, Buenos Aires, Argentina;</w:t>
+      </w:r>
+      <w:r>
+        <w:rPr>
+          <w:sz w:val="22"/>
+          <w:szCs w:val="22"/>
+        </w:rPr>
+        <w:t xml:space="preserve"> 2nd Miami Macro workshop, </w:t>
+      </w:r>
+      <w:r>
+        <w:rPr>
+          <w:sz w:val="22"/>
+          <w:szCs w:val="22"/>
+        </w:rPr>
+        <w:t>University of Miami (</w:t>
+      </w:r>
+      <w:r>
+        <w:rPr>
+          <w:sz w:val="22"/>
+          <w:szCs w:val="22"/>
+        </w:rPr>
+        <w:t>discussion</w:t>
+      </w:r>
+      <w:r>
+        <w:rPr>
+          <w:sz w:val="22"/>
+          <w:szCs w:val="22"/>
+        </w:rPr>
+        <w:t xml:space="preserve">), </w:t>
+      </w:r>
+      <w:r>
+        <w:rPr>
+          <w:sz w:val="22"/>
+          <w:szCs w:val="22"/>
+        </w:rPr>
+        <w:t>Miami</w:t>
+      </w:r>
+      <w:r>
+        <w:rPr>
+          <w:sz w:val="22"/>
+          <w:szCs w:val="22"/>
+        </w:rPr>
+        <w:t xml:space="preserve">, </w:t>
+      </w:r>
+      <w:r>
+        <w:rPr>
+          <w:sz w:val="22"/>
+          <w:szCs w:val="22"/>
+        </w:rPr>
+        <w:t>FL</w:t>
+      </w:r>
+      <w:r>
+        <w:rPr>
+          <w:sz w:val="22"/>
+          <w:szCs w:val="22"/>
+        </w:rPr>
+        <w:t>;</w:t>
+      </w:r>
+      <w:r>
+        <w:rPr>
+          <w:sz w:val="22"/>
+          <w:szCs w:val="22"/>
+        </w:rPr>
+        <w:t xml:space="preserve"> </w:t>
+      </w:r>
+      <w:r>
+        <w:rPr>
+          <w:sz w:val="22"/>
+          <w:szCs w:val="22"/>
+        </w:rPr>
+        <w:t xml:space="preserve">Joint </w:t>
+      </w:r>
+      <w:r>
+        <w:rPr>
+          <w:sz w:val="22"/>
+          <w:szCs w:val="22"/>
+        </w:rPr>
+        <w:t>IMF</w:t>
+      </w:r>
+      <w:r>
+        <w:rPr>
+          <w:sz w:val="22"/>
+          <w:szCs w:val="22"/>
+        </w:rPr>
+        <w:t>-ECB Workshop on Fiscal Policy</w:t>
+      </w:r>
+      <w:r>
+        <w:rPr>
+          <w:sz w:val="22"/>
+          <w:szCs w:val="22"/>
+        </w:rPr>
+        <w:t xml:space="preserve"> and Sovereign Debt</w:t>
+      </w:r>
+      <w:r>
+        <w:rPr>
+          <w:sz w:val="22"/>
+          <w:szCs w:val="22"/>
+        </w:rPr>
+        <w:t>,</w:t>
+      </w:r>
+      <w:r>
+        <w:rPr>
+          <w:sz w:val="22"/>
+          <w:szCs w:val="22"/>
+        </w:rPr>
+        <w:t xml:space="preserve"> Washington, DC</w:t>
+      </w:r>
+      <w:r>
+        <w:rPr>
+          <w:sz w:val="22"/>
+          <w:szCs w:val="22"/>
+        </w:rPr>
+        <w:t>;</w:t>
+      </w:r>
+      <w:r>
+        <w:rPr>
+          <w:sz w:val="22"/>
+          <w:szCs w:val="22"/>
+        </w:rPr>
+        <w:t xml:space="preserve"> IMF Economic Review Conference, Bangkok, Thailand</w:t>
+      </w:r>
+      <w:r>
+        <w:rPr>
+          <w:sz w:val="22"/>
+          <w:szCs w:val="22"/>
+        </w:rPr>
+        <w:t>;</w:t>
+      </w:r>
+      <w:r>
+        <w:rPr>
+          <w:sz w:val="22"/>
+          <w:szCs w:val="22"/>
+        </w:rPr>
+        <w:t xml:space="preserve"> </w:t>
+      </w:r>
+      <w:r>
+        <w:rPr>
+          <w:sz w:val="22"/>
+          <w:szCs w:val="22"/>
+        </w:rPr>
+        <w:t>Society for Economic Dynamics Annual Meeting, Athens, Greece</w:t>
+      </w:r>
+      <w:r>
+        <w:rPr>
+          <w:sz w:val="22"/>
+          <w:szCs w:val="22"/>
+        </w:rPr>
+        <w:t>;</w:t>
+      </w:r>
+      <w:r>
+        <w:rPr>
+          <w:sz w:val="22"/>
+          <w:szCs w:val="22"/>
+        </w:rPr>
+        <w:t xml:space="preserve"> 25th Annual Conference of the Society for the Advancement of Economic Theory, Rio de Janeiro, Brazil.</w:t>
+      </w:r>
+    </w:p>
+    <w:p>
+      <w:pPr>
+        <w:widowControl/>
+        <w:tabs>
+          <w:tab w:val="left" w:pos="-720"/>
+          <w:tab w:val="left" w:pos="0"/>
+          <w:tab w:val="left" w:pos="270"/>
+          <w:tab w:val="left" w:pos="1800"/>
+          <w:tab w:val="left" w:pos="6588"/>
+          <w:tab w:val="left" w:pos="8640"/>
+          <w:tab w:val="left" w:pos="9360"/>
+          <w:tab w:val="left" w:pos="10080"/>
+          <w:tab w:val="left" w:pos="10348"/>
+        </w:tabs>
+        <w:spacing w:after="159" w:line="258" w:lineRule="auto"/>
+        <w:ind w:hanging="360"/>
+        <w:rPr>
+          <w:sz w:val="22"/>
+          <w:szCs w:val="22"/>
+        </w:rPr>
+      </w:pPr>
+      <w:r>
+        <w:rPr>
+          <w:b/>
+          <w:bCs/>
+          <w:sz w:val="22"/>
+          <w:szCs w:val="22"/>
+        </w:rPr>
+        <w:t>2025</w:t>
+      </w:r>
+      <w:r>
+        <w:rPr>
+          <w:sz w:val="22"/>
+          <w:szCs w:val="22"/>
+        </w:rPr>
+        <w:t>: Department Seminar, University of Florida, Gainesville FL</w:t>
+      </w:r>
+      <w:r>
+        <w:rPr>
+          <w:sz w:val="22"/>
+          <w:szCs w:val="22"/>
+        </w:rPr>
+        <w:t>;</w:t>
+      </w:r>
+      <w:r>
+        <w:rPr>
+          <w:sz w:val="22"/>
+          <w:szCs w:val="22"/>
+        </w:rPr>
+        <w:t xml:space="preserve"> Department Seminar, University of Wisconsin-Milwaukee, Milwaukee WI</w:t>
+      </w:r>
+      <w:r>
+        <w:rPr>
+          <w:sz w:val="22"/>
+          <w:szCs w:val="22"/>
+        </w:rPr>
+        <w:t>;</w:t>
+      </w:r>
+      <w:r>
+        <w:rPr>
+          <w:sz w:val="22"/>
+          <w:szCs w:val="22"/>
+        </w:rPr>
+        <w:t xml:space="preserve">  Civitas Seminar, Bendheim Center for Finance, Princeton University, Princeton, NJ; World Bank DECMG Research Department, Washington DC</w:t>
+      </w:r>
+      <w:r>
+        <w:rPr>
+          <w:sz w:val="22"/>
+          <w:szCs w:val="22"/>
+        </w:rPr>
+        <w:t>;</w:t>
+      </w:r>
+      <w:r>
+        <w:rPr>
+          <w:sz w:val="22"/>
+          <w:szCs w:val="22"/>
+        </w:rPr>
+        <w:t xml:space="preserve"> 24th Annual Conference of the Society for the Advancement of Economic Theory, Ischia, Italy</w:t>
+      </w:r>
+      <w:r>
+        <w:rPr>
+          <w:sz w:val="22"/>
+          <w:szCs w:val="22"/>
+        </w:rPr>
+        <w:t>;</w:t>
+      </w:r>
+      <w:r>
+        <w:rPr>
+          <w:sz w:val="22"/>
+          <w:szCs w:val="22"/>
+        </w:rPr>
+        <w:t xml:space="preserve"> 13th World Congress of the Econometric Society, Seoul, Korea</w:t>
+      </w:r>
+      <w:r>
+        <w:rPr>
+          <w:sz w:val="22"/>
+          <w:szCs w:val="22"/>
+        </w:rPr>
+        <w:t>;</w:t>
+      </w:r>
+      <w:r>
+        <w:rPr>
+          <w:sz w:val="22"/>
+          <w:szCs w:val="22"/>
+        </w:rPr>
+        <w:t xml:space="preserve"> 2nd Workshop on Modelling Fiscal Policy, San </w:t>
+      </w:r>
+      <w:proofErr w:type="spellStart"/>
+      <w:r>
+        <w:rPr>
+          <w:sz w:val="22"/>
+          <w:szCs w:val="22"/>
+        </w:rPr>
+        <w:t>Servolo</w:t>
+      </w:r>
+      <w:proofErr w:type="spellEnd"/>
+      <w:r>
+        <w:rPr>
+          <w:sz w:val="22"/>
+          <w:szCs w:val="22"/>
+        </w:rPr>
+        <w:t>, Italy</w:t>
+      </w:r>
+      <w:r>
+        <w:rPr>
+          <w:sz w:val="22"/>
+          <w:szCs w:val="22"/>
+        </w:rPr>
+        <w:t>;</w:t>
+      </w:r>
+      <w:r>
+        <w:rPr>
+          <w:sz w:val="22"/>
+          <w:szCs w:val="22"/>
+        </w:rPr>
+        <w:t xml:space="preserve"> Department Seminar, University of Alicante, Alicante</w:t>
+      </w:r>
+      <w:r>
+        <w:rPr>
+          <w:sz w:val="22"/>
+          <w:szCs w:val="22"/>
+        </w:rPr>
+        <w:t>,</w:t>
+      </w:r>
+      <w:r>
+        <w:rPr>
+          <w:sz w:val="22"/>
+          <w:szCs w:val="22"/>
+        </w:rPr>
+        <w:t xml:space="preserve"> Spain; </w:t>
+      </w:r>
+      <w:r>
+        <w:rPr>
+          <w:sz w:val="22"/>
+          <w:szCs w:val="22"/>
+        </w:rPr>
+        <w:t xml:space="preserve">Department Seminar, George Washington University, Washington, DC; </w:t>
+      </w:r>
+      <w:r>
+        <w:rPr>
+          <w:sz w:val="22"/>
+          <w:szCs w:val="22"/>
+        </w:rPr>
+        <w:t xml:space="preserve">95th Annual Meeting Southern Economic Association, Tampa, FL; </w:t>
+      </w:r>
+      <w:r>
+        <w:rPr>
+          <w:sz w:val="22"/>
+          <w:szCs w:val="22"/>
+        </w:rPr>
+        <w:t>Junio</w:t>
+      </w:r>
+      <w:r>
+        <w:rPr>
+          <w:sz w:val="22"/>
+          <w:szCs w:val="22"/>
+        </w:rPr>
+        <w:t>r</w:t>
+      </w:r>
+      <w:r>
+        <w:rPr>
+          <w:sz w:val="22"/>
+          <w:szCs w:val="22"/>
+        </w:rPr>
+        <w:t xml:space="preserve"> Macroeconomics Workshop, </w:t>
+      </w:r>
+      <w:r>
+        <w:rPr>
+          <w:sz w:val="22"/>
+          <w:szCs w:val="22"/>
+        </w:rPr>
+        <w:t>Federal Reserve Bank of Philadelphi</w:t>
+      </w:r>
+      <w:r>
+        <w:rPr>
+          <w:sz w:val="22"/>
+          <w:szCs w:val="22"/>
+        </w:rPr>
+        <w:t>a</w:t>
+      </w:r>
+      <w:r>
+        <w:rPr>
+          <w:sz w:val="22"/>
+          <w:szCs w:val="22"/>
+        </w:rPr>
+        <w:t xml:space="preserve"> (</w:t>
+      </w:r>
+      <w:r>
+        <w:rPr>
+          <w:sz w:val="22"/>
+          <w:szCs w:val="22"/>
+        </w:rPr>
+        <w:t>d</w:t>
+      </w:r>
+      <w:r>
+        <w:rPr>
+          <w:sz w:val="22"/>
+          <w:szCs w:val="22"/>
+        </w:rPr>
+        <w:t>iscussion),</w:t>
+      </w:r>
+      <w:r>
+        <w:rPr>
+          <w:sz w:val="22"/>
+          <w:szCs w:val="22"/>
+        </w:rPr>
+        <w:t xml:space="preserve"> Philadelphia, PA</w:t>
+      </w:r>
+      <w:r>
+        <w:rPr>
+          <w:sz w:val="22"/>
+          <w:szCs w:val="22"/>
+        </w:rPr>
+        <w:t>;</w:t>
+      </w:r>
+      <w:r>
+        <w:rPr>
+          <w:sz w:val="22"/>
+          <w:szCs w:val="22"/>
+        </w:rPr>
+        <w:t xml:space="preserve"> </w:t>
+      </w:r>
+      <w:r>
+        <w:rPr>
+          <w:sz w:val="22"/>
+          <w:szCs w:val="22"/>
+        </w:rPr>
+        <w:t>2024 Latin American Meeting of the Econometric Society, Recife, Brazil</w:t>
+      </w:r>
+      <w:r>
+        <w:rPr>
+          <w:sz w:val="22"/>
+          <w:szCs w:val="22"/>
+        </w:rPr>
+        <w:t>;</w:t>
+      </w:r>
+      <w:r>
+        <w:rPr>
+          <w:sz w:val="22"/>
+          <w:szCs w:val="22"/>
+        </w:rPr>
+        <w:t xml:space="preserve"> RIDGE International Macroeconomics workshop, Montevideo, Uruguay</w:t>
+      </w:r>
+      <w:r>
+        <w:rPr>
+          <w:sz w:val="22"/>
+          <w:szCs w:val="22"/>
+        </w:rPr>
+        <w:t>.</w:t>
+      </w:r>
+    </w:p>
+    <w:p>
+      <w:pPr>
+        <w:widowControl/>
+        <w:tabs>
+          <w:tab w:val="left" w:pos="-720"/>
+          <w:tab w:val="left" w:pos="0"/>
+          <w:tab w:val="left" w:pos="270"/>
+          <w:tab w:val="left" w:pos="1800"/>
+          <w:tab w:val="left" w:pos="6588"/>
+          <w:tab w:val="left" w:pos="8640"/>
+          <w:tab w:val="left" w:pos="9360"/>
+          <w:tab w:val="left" w:pos="10080"/>
+          <w:tab w:val="left" w:pos="10348"/>
+        </w:tabs>
+        <w:spacing w:after="159" w:line="258" w:lineRule="auto"/>
+        <w:ind w:hanging="360"/>
+        <w:rPr>
+          <w:sz w:val="22"/>
+          <w:szCs w:val="22"/>
+        </w:rPr>
+      </w:pPr>
+      <w:r>
+        <w:rPr>
+          <w:b/>
+          <w:bCs/>
+          <w:sz w:val="22"/>
+          <w:szCs w:val="22"/>
+        </w:rPr>
+        <w:t>2024</w:t>
+      </w:r>
+      <w:r>
+        <w:rPr>
+          <w:sz w:val="22"/>
+          <w:szCs w:val="22"/>
+        </w:rPr>
+        <w:t>: Society for the Advancement of Economic Theory, Santiago, Chile</w:t>
+      </w:r>
+      <w:r>
+        <w:rPr>
+          <w:sz w:val="22"/>
+          <w:szCs w:val="22"/>
+        </w:rPr>
+        <w:t>;</w:t>
+      </w:r>
+      <w:r>
+        <w:rPr>
+          <w:sz w:val="22"/>
+          <w:szCs w:val="22"/>
+        </w:rPr>
+        <w:t xml:space="preserve"> Universidad Torcuato Di Tella, Buenos Aires, Argentina</w:t>
+      </w:r>
+      <w:r>
+        <w:rPr>
+          <w:sz w:val="22"/>
+          <w:szCs w:val="22"/>
+        </w:rPr>
+        <w:t>;</w:t>
+      </w:r>
+      <w:r>
+        <w:rPr>
+          <w:sz w:val="22"/>
+          <w:szCs w:val="22"/>
+        </w:rPr>
+        <w:t xml:space="preserve"> Federal Reserve System Committee on International Economic Analysis, Minneapolis MN</w:t>
+      </w:r>
+      <w:r>
+        <w:rPr>
+          <w:sz w:val="22"/>
+          <w:szCs w:val="22"/>
+        </w:rPr>
+        <w:t>;</w:t>
+      </w:r>
+      <w:r>
+        <w:rPr>
+          <w:sz w:val="22"/>
+          <w:szCs w:val="22"/>
+        </w:rPr>
+        <w:t xml:space="preserve"> </w:t>
+      </w:r>
+      <w:proofErr w:type="spellStart"/>
+      <w:r>
+        <w:rPr>
+          <w:sz w:val="22"/>
+          <w:szCs w:val="22"/>
+        </w:rPr>
+        <w:t>VIIth</w:t>
+      </w:r>
+      <w:proofErr w:type="spellEnd"/>
+      <w:r>
+        <w:rPr>
+          <w:sz w:val="22"/>
+          <w:szCs w:val="22"/>
+        </w:rPr>
+        <w:t xml:space="preserve"> Sovereign Debt Conference, Paris, France</w:t>
+      </w:r>
+      <w:r>
+        <w:rPr>
+          <w:sz w:val="22"/>
+          <w:szCs w:val="22"/>
+        </w:rPr>
+        <w:t>;</w:t>
+      </w:r>
+      <w:r>
+        <w:rPr>
+          <w:sz w:val="22"/>
+          <w:szCs w:val="22"/>
+        </w:rPr>
+        <w:t xml:space="preserve"> NBER Emerging Markets Meeting, Lima, Peru; North American Meeting of the Econometric Society, Nashville TN; Society for Economic Dynamics Annual Meeting, Barcelona, Spain</w:t>
+      </w:r>
+      <w:r>
+        <w:rPr>
+          <w:sz w:val="22"/>
+          <w:szCs w:val="22"/>
+        </w:rPr>
+        <w:t>;</w:t>
+      </w:r>
+      <w:r>
+        <w:rPr>
+          <w:sz w:val="22"/>
+          <w:szCs w:val="22"/>
+        </w:rPr>
+        <w:t xml:space="preserve"> European Meeting of the Econometric Society, Rotterdam, Netherlands</w:t>
+      </w:r>
+      <w:r>
+        <w:rPr>
+          <w:sz w:val="22"/>
+          <w:szCs w:val="22"/>
+        </w:rPr>
+        <w:t>;</w:t>
+      </w:r>
+      <w:r>
+        <w:rPr>
+          <w:sz w:val="22"/>
+          <w:szCs w:val="22"/>
+        </w:rPr>
+        <w:t xml:space="preserve"> 2024 Latin American Meeting of the Econometric Society, Montevideo, Uruguay</w:t>
+      </w:r>
+      <w:r>
+        <w:rPr>
+          <w:sz w:val="22"/>
+          <w:szCs w:val="22"/>
+        </w:rPr>
+        <w:t>;</w:t>
+      </w:r>
+      <w:r>
+        <w:rPr>
+          <w:sz w:val="22"/>
+          <w:szCs w:val="22"/>
+        </w:rPr>
+        <w:t xml:space="preserve"> IMF Fiscal Affairs Department Conference, IMF, Washington, DC; Society for Economic Dynamics Winter Meeting, Buenos Aires, Argentina; RIDGE International Macroeconomics workshop, Santiago, Chile. </w:t>
+      </w:r>
+    </w:p>
+    <w:p>
+      <w:pPr>
+        <w:widowControl/>
+        <w:tabs>
+          <w:tab w:val="left" w:pos="-720"/>
+          <w:tab w:val="left" w:pos="0"/>
+          <w:tab w:val="left" w:pos="270"/>
+          <w:tab w:val="left" w:pos="1800"/>
+          <w:tab w:val="left" w:pos="6588"/>
+          <w:tab w:val="left" w:pos="8640"/>
+          <w:tab w:val="left" w:pos="9360"/>
+          <w:tab w:val="left" w:pos="10080"/>
+          <w:tab w:val="left" w:pos="10348"/>
+        </w:tabs>
+        <w:spacing w:after="159" w:line="258" w:lineRule="auto"/>
+        <w:ind w:hanging="360"/>
+        <w:rPr>
+          <w:sz w:val="22"/>
+          <w:szCs w:val="22"/>
+        </w:rPr>
+      </w:pPr>
+      <w:r>
+        <w:rPr>
+          <w:b/>
+          <w:bCs/>
+          <w:sz w:val="22"/>
+          <w:szCs w:val="22"/>
+        </w:rPr>
+        <w:t>2023</w:t>
+      </w:r>
+      <w:r>
+        <w:rPr>
+          <w:sz w:val="22"/>
+          <w:szCs w:val="22"/>
+        </w:rPr>
+        <w:t>: Society for Economic Dynamics Annual Meeting, Cartagena, Colombia</w:t>
+      </w:r>
+      <w:r>
+        <w:rPr>
+          <w:sz w:val="22"/>
+          <w:szCs w:val="22"/>
+        </w:rPr>
+        <w:t>;</w:t>
+      </w:r>
+      <w:r>
+        <w:rPr>
+          <w:sz w:val="22"/>
+          <w:szCs w:val="22"/>
+        </w:rPr>
+        <w:t xml:space="preserve"> Society for the Advancement of Economic Theory, Paris, France</w:t>
+      </w:r>
+      <w:r>
+        <w:rPr>
+          <w:sz w:val="22"/>
+          <w:szCs w:val="22"/>
+        </w:rPr>
+        <w:t>;</w:t>
+      </w:r>
+      <w:r>
+        <w:rPr>
+          <w:sz w:val="22"/>
+          <w:szCs w:val="22"/>
+        </w:rPr>
+        <w:t xml:space="preserve"> 2023 Latin American Meeting of the Econometric Society, Bogota, Colombia</w:t>
+      </w:r>
+      <w:r>
+        <w:rPr>
+          <w:sz w:val="22"/>
+          <w:szCs w:val="22"/>
+        </w:rPr>
+        <w:t>;</w:t>
+      </w:r>
+      <w:r>
+        <w:rPr>
+          <w:sz w:val="22"/>
+          <w:szCs w:val="22"/>
+        </w:rPr>
+        <w:t xml:space="preserve"> University of Notre Dame International Macroeconomics Mini Conference, South Bend,</w:t>
+      </w:r>
+      <w:r>
+        <w:rPr>
+          <w:sz w:val="22"/>
+          <w:szCs w:val="22"/>
+        </w:rPr>
+        <w:t xml:space="preserve"> </w:t>
+      </w:r>
+      <w:r>
+        <w:rPr>
+          <w:sz w:val="22"/>
+          <w:szCs w:val="22"/>
+        </w:rPr>
+        <w:t xml:space="preserve">IN; RIDGE International Macroeconomics workshop, Montevideo, Uruguay. </w:t>
+      </w:r>
+    </w:p>
+    <w:p>
+      <w:pPr>
+        <w:widowControl/>
+        <w:tabs>
+          <w:tab w:val="left" w:pos="-720"/>
+          <w:tab w:val="left" w:pos="0"/>
+          <w:tab w:val="left" w:pos="270"/>
+          <w:tab w:val="left" w:pos="1800"/>
+          <w:tab w:val="left" w:pos="6588"/>
+          <w:tab w:val="left" w:pos="8640"/>
+          <w:tab w:val="left" w:pos="9360"/>
+          <w:tab w:val="left" w:pos="10080"/>
+          <w:tab w:val="left" w:pos="10348"/>
+        </w:tabs>
+        <w:spacing w:after="159" w:line="258" w:lineRule="auto"/>
+        <w:ind w:hanging="360"/>
+        <w:rPr>
+          <w:sz w:val="22"/>
+          <w:szCs w:val="22"/>
+        </w:rPr>
+      </w:pPr>
+      <w:r>
+        <w:rPr>
+          <w:b/>
+          <w:bCs/>
+          <w:sz w:val="22"/>
+          <w:szCs w:val="22"/>
+        </w:rPr>
+        <w:t>2022</w:t>
+      </w:r>
+      <w:r>
+        <w:rPr>
+          <w:sz w:val="22"/>
+          <w:szCs w:val="22"/>
+        </w:rPr>
+        <w:t>: 4th Conference of European Studies, Milan, Italy</w:t>
+      </w:r>
+      <w:r>
+        <w:rPr>
+          <w:sz w:val="22"/>
+          <w:szCs w:val="22"/>
+        </w:rPr>
+        <w:t>;</w:t>
+      </w:r>
+      <w:r>
+        <w:rPr>
+          <w:sz w:val="22"/>
+          <w:szCs w:val="22"/>
+        </w:rPr>
+        <w:t xml:space="preserve"> 53rd Annual Conference of the Money, Macro and Finance Society, Canterbury, United Kingdom</w:t>
+      </w:r>
+      <w:r>
+        <w:rPr>
+          <w:sz w:val="22"/>
+          <w:szCs w:val="22"/>
+        </w:rPr>
+        <w:t>;</w:t>
+      </w:r>
+      <w:r>
+        <w:rPr>
+          <w:sz w:val="22"/>
+          <w:szCs w:val="22"/>
+        </w:rPr>
+        <w:t xml:space="preserve"> Inter-American Development Bank Research Department Seminar, IDB, Washington, DC</w:t>
+      </w:r>
+      <w:r>
+        <w:rPr>
+          <w:sz w:val="22"/>
+          <w:szCs w:val="22"/>
+        </w:rPr>
+        <w:t>;</w:t>
+      </w:r>
+      <w:r>
+        <w:rPr>
+          <w:sz w:val="22"/>
+          <w:szCs w:val="22"/>
+        </w:rPr>
+        <w:t xml:space="preserve"> Midwest Macroeconomics Meeting, Logan, UT</w:t>
+      </w:r>
+      <w:r>
+        <w:rPr>
+          <w:sz w:val="22"/>
+          <w:szCs w:val="22"/>
+        </w:rPr>
+        <w:t>;</w:t>
+      </w:r>
+      <w:r>
+        <w:rPr>
+          <w:sz w:val="22"/>
+          <w:szCs w:val="22"/>
+        </w:rPr>
+        <w:t xml:space="preserve"> China Meeting of the Econometric Society, Beijing, China (virtual)</w:t>
+      </w:r>
+      <w:r>
+        <w:rPr>
+          <w:sz w:val="22"/>
+          <w:szCs w:val="22"/>
+        </w:rPr>
+        <w:t>;</w:t>
+      </w:r>
+      <w:r>
+        <w:rPr>
+          <w:sz w:val="22"/>
+          <w:szCs w:val="22"/>
+        </w:rPr>
+        <w:t xml:space="preserve"> Society for Economic Dynamics Annual Meeting, Madison, WI</w:t>
+      </w:r>
+      <w:r>
+        <w:rPr>
+          <w:sz w:val="22"/>
+          <w:szCs w:val="22"/>
+        </w:rPr>
+        <w:t>;</w:t>
+      </w:r>
+      <w:r>
+        <w:rPr>
+          <w:sz w:val="22"/>
+          <w:szCs w:val="22"/>
+        </w:rPr>
+        <w:t xml:space="preserve"> European Meeting of the Econometric Society, Milan, Italy</w:t>
+      </w:r>
+      <w:r>
+        <w:rPr>
+          <w:sz w:val="22"/>
+          <w:szCs w:val="22"/>
+        </w:rPr>
+        <w:t>;</w:t>
+      </w:r>
+      <w:r>
+        <w:rPr>
+          <w:sz w:val="22"/>
+          <w:szCs w:val="22"/>
+        </w:rPr>
+        <w:t xml:space="preserve"> 2022 Latin American Meeting of the Econometric Society, Lima, Peru. </w:t>
+      </w:r>
+    </w:p>
+    <w:p>
+      <w:pPr>
+        <w:widowControl/>
+        <w:tabs>
+          <w:tab w:val="left" w:pos="-720"/>
+          <w:tab w:val="left" w:pos="0"/>
+          <w:tab w:val="left" w:pos="270"/>
+          <w:tab w:val="left" w:pos="1800"/>
+          <w:tab w:val="left" w:pos="6588"/>
+          <w:tab w:val="left" w:pos="8640"/>
+          <w:tab w:val="left" w:pos="9360"/>
+          <w:tab w:val="left" w:pos="10080"/>
+          <w:tab w:val="left" w:pos="10348"/>
+        </w:tabs>
+        <w:spacing w:after="159" w:line="258" w:lineRule="auto"/>
+        <w:ind w:hanging="360"/>
+        <w:rPr>
+          <w:sz w:val="22"/>
+          <w:szCs w:val="22"/>
+        </w:rPr>
+      </w:pPr>
+      <w:r>
+        <w:rPr>
+          <w:b/>
+          <w:bCs/>
+          <w:sz w:val="22"/>
+          <w:szCs w:val="22"/>
+        </w:rPr>
+        <w:t>2021</w:t>
+      </w:r>
+      <w:r>
+        <w:rPr>
+          <w:sz w:val="22"/>
+          <w:szCs w:val="22"/>
+        </w:rPr>
+        <w:t>: International Finance and Macro Seminar, Hong</w:t>
+      </w:r>
+      <w:r>
+        <w:rPr>
+          <w:sz w:val="22"/>
+          <w:szCs w:val="22"/>
+        </w:rPr>
+        <w:t xml:space="preserve"> </w:t>
+      </w:r>
+      <w:r>
+        <w:rPr>
+          <w:sz w:val="22"/>
+          <w:szCs w:val="22"/>
+        </w:rPr>
+        <w:t>Kong, China (virtual); Africa Meeting of the Econometric Society, Abidjan (virtual)</w:t>
+      </w:r>
+      <w:r>
+        <w:rPr>
+          <w:sz w:val="22"/>
+          <w:szCs w:val="22"/>
+        </w:rPr>
+        <w:t>;</w:t>
+      </w:r>
+      <w:r>
+        <w:rPr>
+          <w:sz w:val="22"/>
+          <w:szCs w:val="22"/>
+        </w:rPr>
+        <w:t xml:space="preserve"> Asian Meeting of the Econometric Society, Kuala Lumpur, Malaysia (virtual); </w:t>
+      </w:r>
+      <w:r>
+        <w:rPr>
+          <w:sz w:val="22"/>
+          <w:szCs w:val="22"/>
+        </w:rPr>
+        <w:lastRenderedPageBreak/>
+        <w:t>Australasia Meeting of the Econometric Society, Melbourne, Australia (virtual)</w:t>
+      </w:r>
+      <w:r>
+        <w:rPr>
+          <w:sz w:val="22"/>
+          <w:szCs w:val="22"/>
+        </w:rPr>
+        <w:t>;</w:t>
+      </w:r>
+      <w:r>
+        <w:rPr>
+          <w:sz w:val="22"/>
+          <w:szCs w:val="22"/>
+        </w:rPr>
+        <w:t xml:space="preserve"> North American Meeting of the Econometric Society, Montréal, Canada (virtual); Society for Economic Dynamics Annual Meeting, Minneapolis, MN</w:t>
+      </w:r>
+      <w:r>
+        <w:rPr>
+          <w:sz w:val="22"/>
+          <w:szCs w:val="22"/>
+        </w:rPr>
+        <w:t>;</w:t>
+      </w:r>
+      <w:r>
+        <w:rPr>
+          <w:sz w:val="22"/>
+          <w:szCs w:val="22"/>
+        </w:rPr>
+        <w:t xml:space="preserve"> 2021 European Summer Meetings, Copenhagen, Denmark (virtual); Working Group meeting on sovereign debt restructurings, IMF, Washington DC</w:t>
+      </w:r>
+      <w:r>
+        <w:rPr>
+          <w:sz w:val="22"/>
+          <w:szCs w:val="22"/>
+        </w:rPr>
+        <w:t xml:space="preserve"> </w:t>
+      </w:r>
+      <w:r>
+        <w:rPr>
+          <w:sz w:val="22"/>
+          <w:szCs w:val="22"/>
+        </w:rPr>
+        <w:t>(virtual)</w:t>
+      </w:r>
+      <w:r>
+        <w:rPr>
+          <w:sz w:val="22"/>
+          <w:szCs w:val="22"/>
+        </w:rPr>
+        <w:t>;</w:t>
+      </w:r>
+      <w:r>
+        <w:rPr>
+          <w:sz w:val="22"/>
+          <w:szCs w:val="22"/>
+        </w:rPr>
+        <w:t xml:space="preserve"> 2021 Latin American Meeting of the Econometric Society, Bogota (virtual); </w:t>
+      </w:r>
+    </w:p>
+    <w:p>
+      <w:pPr>
+        <w:widowControl/>
+        <w:tabs>
+          <w:tab w:val="left" w:pos="-720"/>
+          <w:tab w:val="left" w:pos="0"/>
+          <w:tab w:val="left" w:pos="270"/>
+          <w:tab w:val="left" w:pos="1800"/>
+          <w:tab w:val="left" w:pos="6588"/>
+          <w:tab w:val="left" w:pos="8640"/>
+          <w:tab w:val="left" w:pos="9360"/>
+          <w:tab w:val="left" w:pos="10080"/>
+          <w:tab w:val="left" w:pos="10348"/>
+        </w:tabs>
+        <w:spacing w:after="159" w:line="258" w:lineRule="auto"/>
+        <w:ind w:hanging="360"/>
+        <w:rPr>
+          <w:sz w:val="22"/>
+          <w:szCs w:val="22"/>
+        </w:rPr>
+      </w:pPr>
+      <w:r>
+        <w:rPr>
+          <w:b/>
+          <w:bCs/>
+          <w:sz w:val="22"/>
+          <w:szCs w:val="22"/>
+        </w:rPr>
+        <w:t>2020</w:t>
+      </w:r>
+      <w:r>
+        <w:rPr>
+          <w:sz w:val="22"/>
+          <w:szCs w:val="22"/>
+        </w:rPr>
+        <w:t xml:space="preserve">: Allied Social Science Association Annual Meeting, San Diego, CA; 15th Annual Economics Graduate Student Conference Washington University, St Louis MO (virtual); 2020 Winter Meetings of the Econometric Society, Nottingham, United Kingdom (virtual); </w:t>
+      </w:r>
+    </w:p>
+    <w:p>
+      <w:pPr>
+        <w:widowControl/>
+        <w:tabs>
+          <w:tab w:val="left" w:pos="-720"/>
+          <w:tab w:val="left" w:pos="0"/>
+          <w:tab w:val="left" w:pos="270"/>
+          <w:tab w:val="left" w:pos="1800"/>
+          <w:tab w:val="left" w:pos="6588"/>
+          <w:tab w:val="left" w:pos="8640"/>
+          <w:tab w:val="left" w:pos="9360"/>
+          <w:tab w:val="left" w:pos="10080"/>
+          <w:tab w:val="left" w:pos="10348"/>
+        </w:tabs>
+        <w:spacing w:after="159" w:line="258" w:lineRule="auto"/>
+        <w:ind w:hanging="360"/>
+        <w:rPr>
+          <w:sz w:val="22"/>
+          <w:szCs w:val="22"/>
+        </w:rPr>
+      </w:pPr>
+      <w:r>
+        <w:rPr>
+          <w:b/>
+          <w:bCs/>
+          <w:sz w:val="22"/>
+          <w:szCs w:val="22"/>
+        </w:rPr>
+        <w:t>2019</w:t>
+      </w:r>
+      <w:r>
+        <w:rPr>
+          <w:sz w:val="22"/>
+          <w:szCs w:val="22"/>
+        </w:rPr>
+        <w:t>: Midwest Macroeconomics Meeting, Athens, GA</w:t>
+      </w:r>
+      <w:r>
+        <w:rPr>
+          <w:sz w:val="22"/>
+          <w:szCs w:val="22"/>
+        </w:rPr>
+        <w:t>;</w:t>
+      </w:r>
+      <w:r>
+        <w:rPr>
+          <w:sz w:val="22"/>
+          <w:szCs w:val="22"/>
+        </w:rPr>
+        <w:t xml:space="preserve"> Society for Economic Dynamics Annual Meeting, St. Louis, MO</w:t>
+      </w:r>
+      <w:r>
+        <w:rPr>
+          <w:sz w:val="22"/>
+          <w:szCs w:val="22"/>
+        </w:rPr>
+        <w:t>;</w:t>
+      </w:r>
+      <w:r>
+        <w:rPr>
+          <w:sz w:val="22"/>
+          <w:szCs w:val="22"/>
+        </w:rPr>
+        <w:t xml:space="preserve"> International Monetary Fund Institute for Capacity Development, IMF, Washington, DC.</w:t>
+      </w:r>
+    </w:p>
+    <w:p>
+      <w:pPr>
+        <w:widowControl/>
+        <w:tabs>
+          <w:tab w:val="left" w:pos="-720"/>
+          <w:tab w:val="left" w:pos="0"/>
+          <w:tab w:val="left" w:pos="270"/>
+          <w:tab w:val="left" w:pos="1800"/>
+          <w:tab w:val="left" w:pos="6588"/>
+          <w:tab w:val="left" w:pos="8640"/>
+          <w:tab w:val="left" w:pos="9360"/>
+          <w:tab w:val="left" w:pos="10080"/>
+          <w:tab w:val="left" w:pos="10348"/>
+        </w:tabs>
+        <w:spacing w:after="159" w:line="258" w:lineRule="auto"/>
+        <w:ind w:hanging="360"/>
+        <w:rPr>
+          <w:b/>
+          <w:bCs/>
+          <w:sz w:val="22"/>
+          <w:szCs w:val="22"/>
+        </w:rPr>
+      </w:pPr>
+      <w:r>
+        <w:rPr>
+          <w:b/>
+          <w:bCs/>
+          <w:sz w:val="22"/>
+          <w:szCs w:val="22"/>
+        </w:rPr>
+        <w:t>Teaching Experience</w:t>
+      </w:r>
+    </w:p>
+    <w:p>
+      <w:pPr>
+        <w:widowControl/>
+        <w:tabs>
+          <w:tab w:val="left" w:pos="-720"/>
+          <w:tab w:val="left" w:pos="0"/>
+          <w:tab w:val="left" w:pos="270"/>
+          <w:tab w:val="left" w:pos="1800"/>
+          <w:tab w:val="left" w:pos="6588"/>
+          <w:tab w:val="left" w:pos="8640"/>
+          <w:tab w:val="left" w:pos="9360"/>
+          <w:tab w:val="left" w:pos="10080"/>
+          <w:tab w:val="left" w:pos="10348"/>
+        </w:tabs>
+        <w:rPr>
+          <w:sz w:val="22"/>
+          <w:szCs w:val="22"/>
+        </w:rPr>
+      </w:pPr>
+    </w:p>
+    <w:p>
+      <w:pPr>
+        <w:widowControl/>
+        <w:tabs>
+          <w:tab w:val="left" w:pos="-720"/>
+          <w:tab w:val="left" w:pos="0"/>
+          <w:tab w:val="left" w:pos="270"/>
+          <w:tab w:val="left" w:pos="1800"/>
+          <w:tab w:val="left" w:pos="6588"/>
+          <w:tab w:val="left" w:pos="8640"/>
+          <w:tab w:val="left" w:pos="9360"/>
+          <w:tab w:val="left" w:pos="10080"/>
+          <w:tab w:val="left" w:pos="10348"/>
+        </w:tabs>
+        <w:spacing w:after="43"/>
+        <w:ind w:left="1800" w:hanging="1800"/>
+        <w:rPr>
+          <w:sz w:val="22"/>
+          <w:szCs w:val="22"/>
+        </w:rPr>
+      </w:pPr>
+      <w:r>
+        <w:rPr>
+          <w:sz w:val="22"/>
+          <w:szCs w:val="22"/>
+        </w:rPr>
+        <w:t xml:space="preserve">2020 </w:t>
+      </w:r>
+      <w:r>
+        <w:rPr>
+          <w:sz w:val="22"/>
+          <w:szCs w:val="22"/>
+        </w:rPr>
+        <w:t>–2021</w:t>
+      </w:r>
+      <w:r>
+        <w:rPr>
+          <w:sz w:val="22"/>
+          <w:szCs w:val="22"/>
+        </w:rPr>
+        <w:tab/>
+      </w:r>
+      <w:r>
+        <w:rPr>
+          <w:i/>
+          <w:iCs/>
+          <w:sz w:val="22"/>
+          <w:szCs w:val="22"/>
+        </w:rPr>
+        <w:t>Teaching Assistant</w:t>
+      </w:r>
+      <w:r>
+        <w:rPr>
+          <w:sz w:val="22"/>
+          <w:szCs w:val="22"/>
+        </w:rPr>
+        <w:t xml:space="preserve">, Department of Economics, University of Minnesota, Minneapolis, Minnesota. Led recitations for advanced undergraduate </w:t>
+      </w:r>
+      <w:r>
+        <w:rPr>
+          <w:i/>
+          <w:iCs/>
+          <w:sz w:val="22"/>
+          <w:szCs w:val="22"/>
+        </w:rPr>
+        <w:t>Microeconomic Analysis</w:t>
+      </w:r>
+      <w:r>
+        <w:rPr>
+          <w:sz w:val="22"/>
+          <w:szCs w:val="22"/>
+        </w:rPr>
+        <w:t>.  This course was delivered online.</w:t>
+      </w:r>
+    </w:p>
+    <w:p>
+      <w:pPr>
+        <w:widowControl/>
+        <w:tabs>
+          <w:tab w:val="left" w:pos="-720"/>
+          <w:tab w:val="left" w:pos="0"/>
+          <w:tab w:val="left" w:pos="270"/>
+          <w:tab w:val="left" w:pos="1800"/>
+          <w:tab w:val="left" w:pos="6588"/>
+          <w:tab w:val="left" w:pos="8640"/>
+          <w:tab w:val="left" w:pos="9360"/>
+          <w:tab w:val="left" w:pos="10080"/>
+          <w:tab w:val="left" w:pos="10348"/>
+        </w:tabs>
+        <w:spacing w:after="43"/>
+        <w:ind w:left="1800" w:hanging="1800"/>
+        <w:rPr>
+          <w:sz w:val="22"/>
+          <w:szCs w:val="22"/>
+        </w:rPr>
+      </w:pPr>
+      <w:r>
+        <w:rPr>
+          <w:sz w:val="22"/>
+          <w:szCs w:val="22"/>
+        </w:rPr>
+        <w:t>Summer 2017</w:t>
+      </w:r>
+      <w:r>
+        <w:rPr>
+          <w:i/>
+          <w:iCs/>
+          <w:sz w:val="22"/>
+          <w:szCs w:val="22"/>
+        </w:rPr>
+        <w:tab/>
+        <w:t>Instructor</w:t>
+      </w:r>
+      <w:r>
+        <w:rPr>
+          <w:sz w:val="22"/>
+          <w:szCs w:val="22"/>
+        </w:rPr>
+        <w:t xml:space="preserve">, Department of Economics, University of Minnesota, Minneapolis, Minnesota. Instructor for </w:t>
+      </w:r>
+      <w:r>
+        <w:rPr>
+          <w:i/>
+          <w:iCs/>
+          <w:sz w:val="22"/>
+          <w:szCs w:val="22"/>
+        </w:rPr>
+        <w:t>International Trade, Writing Intensive</w:t>
+      </w:r>
+      <w:r>
+        <w:rPr>
+          <w:sz w:val="22"/>
+          <w:szCs w:val="22"/>
+        </w:rPr>
+        <w:t xml:space="preserve">. </w:t>
+      </w:r>
+    </w:p>
+    <w:p>
+      <w:pPr>
+        <w:widowControl/>
+        <w:tabs>
+          <w:tab w:val="left" w:pos="-720"/>
+          <w:tab w:val="left" w:pos="0"/>
+          <w:tab w:val="left" w:pos="270"/>
+          <w:tab w:val="left" w:pos="1800"/>
+          <w:tab w:val="left" w:pos="6588"/>
+          <w:tab w:val="left" w:pos="8640"/>
+          <w:tab w:val="left" w:pos="9360"/>
+          <w:tab w:val="left" w:pos="10080"/>
+          <w:tab w:val="left" w:pos="10348"/>
+        </w:tabs>
+        <w:spacing w:after="43"/>
+        <w:ind w:left="1800" w:hanging="1800"/>
+        <w:rPr>
+          <w:sz w:val="22"/>
+          <w:szCs w:val="22"/>
+        </w:rPr>
+      </w:pPr>
+      <w:r>
+        <w:rPr>
+          <w:sz w:val="22"/>
+          <w:szCs w:val="22"/>
+        </w:rPr>
+        <w:t>Fall 2016</w:t>
+      </w:r>
+      <w:r>
+        <w:rPr>
+          <w:sz w:val="22"/>
+          <w:szCs w:val="22"/>
+        </w:rPr>
+        <w:tab/>
+      </w:r>
+      <w:r>
+        <w:rPr>
+          <w:i/>
+          <w:iCs/>
+          <w:sz w:val="22"/>
+          <w:szCs w:val="22"/>
+        </w:rPr>
+        <w:t>Teaching Assistant</w:t>
+      </w:r>
+      <w:r>
+        <w:rPr>
+          <w:sz w:val="22"/>
+          <w:szCs w:val="22"/>
+        </w:rPr>
+        <w:t xml:space="preserve">, Department of Economics, University of Minnesota, Minneapolis, Minnesota. Led recitations for advanced undergraduate </w:t>
+      </w:r>
+      <w:r>
+        <w:rPr>
+          <w:i/>
+          <w:iCs/>
+          <w:sz w:val="22"/>
+          <w:szCs w:val="22"/>
+        </w:rPr>
+        <w:t>Advanced Topics in Economics: Uncertainty and Information</w:t>
+      </w:r>
+      <w:r>
+        <w:rPr>
+          <w:sz w:val="22"/>
+          <w:szCs w:val="22"/>
+        </w:rPr>
+        <w:t>.</w:t>
+      </w:r>
+    </w:p>
+    <w:p>
+      <w:pPr>
+        <w:widowControl/>
+        <w:tabs>
+          <w:tab w:val="left" w:pos="-720"/>
+          <w:tab w:val="left" w:pos="0"/>
+          <w:tab w:val="left" w:pos="270"/>
+          <w:tab w:val="left" w:pos="1800"/>
+          <w:tab w:val="left" w:pos="6588"/>
+          <w:tab w:val="left" w:pos="8640"/>
+          <w:tab w:val="left" w:pos="9360"/>
+          <w:tab w:val="left" w:pos="10080"/>
+          <w:tab w:val="left" w:pos="10348"/>
+        </w:tabs>
+        <w:spacing w:after="43"/>
+        <w:ind w:left="1800" w:hanging="1800"/>
+        <w:rPr>
+          <w:sz w:val="22"/>
+          <w:szCs w:val="22"/>
+        </w:rPr>
+      </w:pPr>
+      <w:r>
+        <w:rPr>
+          <w:sz w:val="22"/>
+          <w:szCs w:val="22"/>
+        </w:rPr>
+        <w:t>2016 - 2017</w:t>
+      </w:r>
+      <w:r>
+        <w:rPr>
+          <w:i/>
+          <w:iCs/>
+          <w:sz w:val="22"/>
+          <w:szCs w:val="22"/>
+        </w:rPr>
+        <w:tab/>
+        <w:t>Teaching Assistant</w:t>
+      </w:r>
+      <w:r>
+        <w:rPr>
+          <w:sz w:val="22"/>
+          <w:szCs w:val="22"/>
+        </w:rPr>
+        <w:t xml:space="preserve">, Department of Economics, University of Minnesota, Minneapolis, Minnesota. Led recitations for the Ph.D. level </w:t>
+      </w:r>
+      <w:r>
+        <w:rPr>
+          <w:i/>
+          <w:iCs/>
+          <w:sz w:val="22"/>
+          <w:szCs w:val="22"/>
+        </w:rPr>
+        <w:t xml:space="preserve">Microeconomic Theory </w:t>
+      </w:r>
+      <w:r>
+        <w:rPr>
+          <w:sz w:val="22"/>
+          <w:szCs w:val="22"/>
+        </w:rPr>
+        <w:t xml:space="preserve">sequence. </w:t>
+      </w:r>
+    </w:p>
+    <w:p>
+      <w:pPr>
+        <w:widowControl/>
+        <w:tabs>
+          <w:tab w:val="left" w:pos="-720"/>
+          <w:tab w:val="left" w:pos="0"/>
+          <w:tab w:val="left" w:pos="270"/>
+          <w:tab w:val="left" w:pos="1800"/>
+          <w:tab w:val="left" w:pos="6588"/>
+          <w:tab w:val="left" w:pos="8640"/>
+          <w:tab w:val="left" w:pos="9360"/>
+          <w:tab w:val="left" w:pos="10080"/>
+          <w:tab w:val="left" w:pos="10348"/>
+        </w:tabs>
+        <w:spacing w:after="43"/>
+        <w:ind w:left="1800" w:hanging="1800"/>
+        <w:rPr>
+          <w:sz w:val="22"/>
+          <w:szCs w:val="22"/>
+        </w:rPr>
+      </w:pPr>
+      <w:r>
+        <w:rPr>
+          <w:sz w:val="22"/>
+          <w:szCs w:val="22"/>
+        </w:rPr>
+        <w:t xml:space="preserve">2012 </w:t>
+      </w:r>
+      <w:r>
+        <w:rPr>
+          <w:i/>
+          <w:iCs/>
+          <w:sz w:val="22"/>
+          <w:szCs w:val="22"/>
+        </w:rPr>
+        <w:tab/>
+        <w:t>Teaching Assistant</w:t>
+      </w:r>
+      <w:r>
+        <w:rPr>
+          <w:sz w:val="22"/>
+          <w:szCs w:val="22"/>
+        </w:rPr>
+        <w:t xml:space="preserve">, University Paris I Panthéon Sorbonne, Paris, France. Led recitations for </w:t>
+      </w:r>
+      <w:r>
+        <w:rPr>
+          <w:i/>
+          <w:iCs/>
+          <w:sz w:val="22"/>
+          <w:szCs w:val="22"/>
+        </w:rPr>
+        <w:t>Introduction to Financial Markets.</w:t>
+      </w:r>
+      <w:r>
+        <w:rPr>
+          <w:sz w:val="22"/>
+          <w:szCs w:val="22"/>
+        </w:rPr>
+        <w:t xml:space="preserve"> </w:t>
       </w:r>
     </w:p>
     <w:p>
@@ -1980,7 +4062,6 @@
           <w:sz w:val="22"/>
           <w:szCs w:val="22"/>
         </w:rPr>
-        <w:lastRenderedPageBreak/>
         <w:t xml:space="preserve">2018 </w:t>
       </w:r>
       <w:r>
@@ -2216,23 +4297,7 @@
           <w:sz w:val="22"/>
           <w:szCs w:val="22"/>
         </w:rPr>
-        <w:t xml:space="preserve">, ENSAE </w:t>
-      </w:r>
-      <w:proofErr w:type="spellStart"/>
-      <w:r>
-        <w:rPr>
-          <w:sz w:val="22"/>
-          <w:szCs w:val="22"/>
-        </w:rPr>
-        <w:t>ParisTech</w:t>
-      </w:r>
-      <w:proofErr w:type="spellEnd"/>
-      <w:r>
-        <w:rPr>
-          <w:sz w:val="22"/>
-          <w:szCs w:val="22"/>
-        </w:rPr>
-        <w:t xml:space="preserve">, Malakoff, France </w:t>
+        <w:t xml:space="preserve">, ENSAE Paris, Malakoff, France </w:t>
       </w:r>
     </w:p>
     <w:p>
@@ -2313,7 +4378,8 @@
           <w:tab w:val="left" w:pos="10080"/>
           <w:tab w:val="left" w:pos="10348"/>
         </w:tabs>
-        <w:spacing w:after="159" w:line="258" w:lineRule="auto"/>
+        <w:spacing w:after="43"/>
+        <w:ind w:left="1800" w:hanging="1800"/>
         <w:rPr>
           <w:sz w:val="22"/>
           <w:szCs w:val="22"/>
@@ -2350,7 +4416,7 @@
           <w:sz w:val="22"/>
           <w:szCs w:val="22"/>
         </w:rPr>
-        <w:t>Presentations</w:t>
+        <w:t>Referee Reports</w:t>
       </w:r>
     </w:p>
     <w:p>
@@ -2368,125 +4434,206 @@
           <w:tab w:val="left" w:pos="10348"/>
         </w:tabs>
         <w:spacing w:after="159" w:line="258" w:lineRule="auto"/>
-        <w:ind w:hanging="360"/>
-        <w:rPr>
-          <w:b/>
-          <w:bCs/>
-          <w:sz w:val="22"/>
-          <w:szCs w:val="22"/>
-        </w:rPr>
-      </w:pPr>
-      <w:r>
-        <w:rPr>
-          <w:b/>
-          <w:bCs/>
-          <w:sz w:val="22"/>
-          <w:szCs w:val="22"/>
-        </w:rPr>
-        <w:t>202</w:t>
-      </w:r>
-      <w:r>
-        <w:rPr>
-          <w:b/>
-          <w:bCs/>
-          <w:sz w:val="22"/>
-          <w:szCs w:val="22"/>
-        </w:rPr>
-        <w:t>6</w:t>
-      </w:r>
-      <w:r>
-        <w:rPr>
-          <w:sz w:val="22"/>
-          <w:szCs w:val="22"/>
-        </w:rPr>
-        <w:t xml:space="preserve">: </w:t>
-      </w:r>
-      <w:r>
-        <w:rPr>
-          <w:sz w:val="22"/>
-          <w:szCs w:val="22"/>
-        </w:rPr>
-        <w:t xml:space="preserve">ASSA Meetings </w:t>
-      </w:r>
-      <w:r>
-        <w:rPr>
-          <w:sz w:val="22"/>
-          <w:szCs w:val="22"/>
-        </w:rPr>
-        <w:t>Philadelphia, PA; I</w:t>
-      </w:r>
-      <w:r>
-        <w:rPr>
-          <w:sz w:val="22"/>
-          <w:szCs w:val="22"/>
-        </w:rPr>
-        <w:t>nternational Monetary Fund</w:t>
-      </w:r>
-      <w:r>
-        <w:rPr>
-          <w:sz w:val="22"/>
-          <w:szCs w:val="22"/>
-        </w:rPr>
-        <w:t>, Sovereign Debt Workshop, Washington DC.</w:t>
-      </w:r>
-    </w:p>
-    <w:p>
-      <w:pPr>
-        <w:widowControl/>
-        <w:tabs>
-          <w:tab w:val="left" w:pos="-720"/>
-          <w:tab w:val="left" w:pos="0"/>
-          <w:tab w:val="left" w:pos="270"/>
-          <w:tab w:val="left" w:pos="1800"/>
-          <w:tab w:val="left" w:pos="6588"/>
-          <w:tab w:val="left" w:pos="8640"/>
-          <w:tab w:val="left" w:pos="9360"/>
-          <w:tab w:val="left" w:pos="10080"/>
-          <w:tab w:val="left" w:pos="10348"/>
-        </w:tabs>
-        <w:spacing w:after="159" w:line="258" w:lineRule="auto"/>
-        <w:ind w:hanging="360"/>
-        <w:rPr>
-          <w:sz w:val="22"/>
-          <w:szCs w:val="22"/>
-        </w:rPr>
-      </w:pPr>
-      <w:r>
-        <w:rPr>
-          <w:b/>
-          <w:bCs/>
-          <w:sz w:val="22"/>
-          <w:szCs w:val="22"/>
-        </w:rPr>
-        <w:t>2025</w:t>
-      </w:r>
-      <w:r>
-        <w:rPr>
-          <w:sz w:val="22"/>
-          <w:szCs w:val="22"/>
-        </w:rPr>
-        <w:t xml:space="preserve">: </w:t>
-      </w:r>
-      <w:r>
-        <w:rPr>
-          <w:sz w:val="22"/>
-          <w:szCs w:val="22"/>
-        </w:rPr>
-        <w:t xml:space="preserve">Department Seminar, University of Florida, Gainesville FL ; Department Seminar, University of Wisconsin-Milwaukee, Milwaukee WI ;  </w:t>
-      </w:r>
-      <w:r>
-        <w:rPr>
-          <w:sz w:val="22"/>
-          <w:szCs w:val="22"/>
-        </w:rPr>
-        <w:t xml:space="preserve">Civitas Seminar, Bendheim Center for Finance, Princeton University, Princeton, NJ; World Bank DECMG Research Department, Washington DC. </w:t>
-      </w:r>
-      <w:r>
-        <w:rPr>
-          <w:sz w:val="22"/>
-          <w:szCs w:val="22"/>
-        </w:rPr>
-        <w:t xml:space="preserve">; 24th Annual Conference of the of the Society for the Advancement of Economic Theory, Ischia, Italy ; 13th World Congress of the Econometric Society, Seoul, Korea ; 2nd Workshop on Modelling Fiscal Policy, San </w:t>
+        <w:rPr>
+          <w:sz w:val="22"/>
+          <w:szCs w:val="22"/>
+        </w:rPr>
+      </w:pPr>
+      <w:r>
+        <w:rPr>
+          <w:sz w:val="22"/>
+          <w:szCs w:val="22"/>
+        </w:rPr>
+        <w:t>Review of Economic Studies</w:t>
+      </w:r>
+      <w:r>
+        <w:rPr>
+          <w:sz w:val="22"/>
+          <w:szCs w:val="22"/>
+        </w:rPr>
+        <w:t xml:space="preserve">; </w:t>
+      </w:r>
+      <w:r>
+        <w:rPr>
+          <w:sz w:val="22"/>
+          <w:szCs w:val="22"/>
+        </w:rPr>
+        <w:t>Journal of the European Economic Association</w:t>
+      </w:r>
+      <w:r>
+        <w:rPr>
+          <w:sz w:val="22"/>
+          <w:szCs w:val="22"/>
+        </w:rPr>
+        <w:t xml:space="preserve">; </w:t>
+      </w:r>
+      <w:r>
+        <w:rPr>
+          <w:sz w:val="22"/>
+          <w:szCs w:val="22"/>
+        </w:rPr>
+        <w:t>Journal of Political Economy: Macroeconomics</w:t>
+      </w:r>
+      <w:r>
+        <w:rPr>
+          <w:sz w:val="22"/>
+          <w:szCs w:val="22"/>
+        </w:rPr>
+        <w:t xml:space="preserve">; </w:t>
+      </w:r>
+      <w:r>
+        <w:rPr>
+          <w:sz w:val="22"/>
+          <w:szCs w:val="22"/>
+        </w:rPr>
+        <w:t>Review of Economic Dynamics</w:t>
+      </w:r>
+      <w:r>
+        <w:rPr>
+          <w:sz w:val="22"/>
+          <w:szCs w:val="22"/>
+        </w:rPr>
+        <w:t xml:space="preserve">; </w:t>
+      </w:r>
+      <w:r>
+        <w:rPr>
+          <w:sz w:val="22"/>
+          <w:szCs w:val="22"/>
+        </w:rPr>
+        <w:t>Journal of International Economics</w:t>
+      </w:r>
+      <w:r>
+        <w:rPr>
+          <w:sz w:val="22"/>
+          <w:szCs w:val="22"/>
+        </w:rPr>
+        <w:t xml:space="preserve">; </w:t>
+      </w:r>
+      <w:r>
+        <w:rPr>
+          <w:sz w:val="22"/>
+          <w:szCs w:val="22"/>
+        </w:rPr>
+        <w:t>IMF Economic Review</w:t>
+      </w:r>
+      <w:r>
+        <w:rPr>
+          <w:sz w:val="22"/>
+          <w:szCs w:val="22"/>
+        </w:rPr>
+        <w:t xml:space="preserve">; </w:t>
+      </w:r>
+      <w:r>
+        <w:rPr>
+          <w:sz w:val="22"/>
+          <w:szCs w:val="22"/>
+        </w:rPr>
+        <w:t>Journal of International Money and Finance</w:t>
+      </w:r>
+      <w:r>
+        <w:rPr>
+          <w:sz w:val="22"/>
+          <w:szCs w:val="22"/>
+        </w:rPr>
+        <w:t xml:space="preserve">; </w:t>
+      </w:r>
+      <w:r>
+        <w:rPr>
+          <w:sz w:val="22"/>
+          <w:szCs w:val="22"/>
+        </w:rPr>
+        <w:t>Journal of Economic Dynamics and Control</w:t>
+      </w:r>
+      <w:r>
+        <w:rPr>
+          <w:sz w:val="22"/>
+          <w:szCs w:val="22"/>
+        </w:rPr>
+        <w:t>;</w:t>
+      </w:r>
+      <w:r>
+        <w:rPr>
+          <w:sz w:val="22"/>
+          <w:szCs w:val="22"/>
+        </w:rPr>
+        <w:t xml:space="preserve"> </w:t>
+      </w:r>
+      <w:r>
+        <w:rPr>
+          <w:sz w:val="22"/>
+          <w:szCs w:val="22"/>
+        </w:rPr>
+        <w:t>Journal of Banking and Finance</w:t>
+      </w:r>
+      <w:r>
+        <w:rPr>
+          <w:sz w:val="22"/>
+          <w:szCs w:val="22"/>
+        </w:rPr>
+        <w:t xml:space="preserve">; </w:t>
+      </w:r>
+      <w:r>
+        <w:rPr>
+          <w:sz w:val="22"/>
+          <w:szCs w:val="22"/>
+        </w:rPr>
+        <w:t>Macroeconomic Dynamics</w:t>
+      </w:r>
+      <w:r>
+        <w:rPr>
+          <w:sz w:val="22"/>
+          <w:szCs w:val="22"/>
+        </w:rPr>
+        <w:t xml:space="preserve">; </w:t>
+      </w:r>
+      <w:r>
+        <w:rPr>
+          <w:sz w:val="22"/>
+          <w:szCs w:val="22"/>
+        </w:rPr>
+        <w:t>Economic Journal</w:t>
+      </w:r>
+      <w:r>
+        <w:rPr>
+          <w:sz w:val="22"/>
+          <w:szCs w:val="22"/>
+        </w:rPr>
+        <w:t>;</w:t>
+      </w:r>
+      <w:r>
+        <w:rPr>
+          <w:sz w:val="22"/>
+          <w:szCs w:val="22"/>
+        </w:rPr>
+        <w:t xml:space="preserve"> </w:t>
+      </w:r>
+      <w:r>
+        <w:rPr>
+          <w:sz w:val="22"/>
+          <w:szCs w:val="22"/>
+        </w:rPr>
+        <w:t>Economic</w:t>
+      </w:r>
+      <w:r>
+        <w:rPr>
+          <w:sz w:val="22"/>
+          <w:szCs w:val="22"/>
+        </w:rPr>
+        <w:t>s</w:t>
+      </w:r>
+      <w:r>
+        <w:rPr>
+          <w:sz w:val="22"/>
+          <w:szCs w:val="22"/>
+        </w:rPr>
+        <w:t xml:space="preserve"> Letters</w:t>
+      </w:r>
+      <w:r>
+        <w:rPr>
+          <w:sz w:val="22"/>
+          <w:szCs w:val="22"/>
+        </w:rPr>
+        <w:t xml:space="preserve">; </w:t>
       </w:r>
       <w:proofErr w:type="spellStart"/>
       <w:r>
@@ -2494,7 +4641,7 @@
           <w:sz w:val="22"/>
           <w:szCs w:val="22"/>
         </w:rPr>
-        <w:t>Servolo</w:t>
+        <w:t>Cuadernos</w:t>
       </w:r>
       <w:proofErr w:type="spellEnd"/>
       <w:r>
@@ -2502,165 +4649,29 @@
           <w:sz w:val="22"/>
           <w:szCs w:val="22"/>
         </w:rPr>
-        <w:t xml:space="preserve">, Italy ; </w:t>
-      </w:r>
-      <w:r>
-        <w:rPr>
-          <w:sz w:val="22"/>
-          <w:szCs w:val="22"/>
-        </w:rPr>
-        <w:t>Department Seminar, University of Alicante, Alicante</w:t>
-      </w:r>
-      <w:r>
-        <w:rPr>
-          <w:sz w:val="22"/>
-          <w:szCs w:val="22"/>
-        </w:rPr>
-        <w:t>,</w:t>
-      </w:r>
-      <w:r>
-        <w:rPr>
-          <w:sz w:val="22"/>
-          <w:szCs w:val="22"/>
-        </w:rPr>
-        <w:t xml:space="preserve"> Spain; </w:t>
-      </w:r>
-      <w:r>
-        <w:rPr>
-          <w:sz w:val="22"/>
-          <w:szCs w:val="22"/>
-        </w:rPr>
-        <w:t xml:space="preserve">Department Seminar, George Washington University, Washington, DC;  </w:t>
-      </w:r>
-      <w:r>
-        <w:rPr>
-          <w:sz w:val="22"/>
-          <w:szCs w:val="22"/>
-        </w:rPr>
-        <w:t>95th Annual Meeting Southern Economic Association, Tampa, FL</w:t>
-      </w:r>
-      <w:r>
-        <w:rPr>
-          <w:sz w:val="22"/>
-          <w:szCs w:val="22"/>
-        </w:rPr>
-        <w:t xml:space="preserve">; </w:t>
-      </w:r>
-      <w:r>
-        <w:rPr>
-          <w:sz w:val="22"/>
-          <w:szCs w:val="22"/>
-        </w:rPr>
-        <w:t xml:space="preserve">2024 Latin American Meeting of the Econometric Society, </w:t>
-      </w:r>
-      <w:r>
-        <w:rPr>
-          <w:sz w:val="22"/>
-          <w:szCs w:val="22"/>
-        </w:rPr>
-        <w:t>Recife</w:t>
-      </w:r>
-      <w:r>
-        <w:rPr>
-          <w:sz w:val="22"/>
-          <w:szCs w:val="22"/>
-        </w:rPr>
-        <w:t xml:space="preserve">, </w:t>
-      </w:r>
-      <w:r>
-        <w:rPr>
-          <w:sz w:val="22"/>
-          <w:szCs w:val="22"/>
-        </w:rPr>
-        <w:t>Brazil.</w:t>
-      </w:r>
-      <w:r>
-        <w:rPr>
-          <w:sz w:val="22"/>
-          <w:szCs w:val="22"/>
-        </w:rPr>
         <w:t xml:space="preserve"> </w:t>
       </w:r>
-      <w:r>
-        <w:rPr>
-          <w:sz w:val="22"/>
-          <w:szCs w:val="22"/>
-        </w:rPr>
-        <w:t xml:space="preserve">RIDGE International Macroeconomics workshop, </w:t>
-      </w:r>
-      <w:r>
-        <w:rPr>
-          <w:sz w:val="22"/>
-          <w:szCs w:val="22"/>
-        </w:rPr>
-        <w:t>Montevideo</w:t>
-      </w:r>
-      <w:r>
-        <w:rPr>
-          <w:sz w:val="22"/>
-          <w:szCs w:val="22"/>
-        </w:rPr>
-        <w:t xml:space="preserve">, </w:t>
-      </w:r>
-      <w:r>
-        <w:rPr>
-          <w:sz w:val="22"/>
-          <w:szCs w:val="22"/>
-        </w:rPr>
-        <w:t>Uruguay</w:t>
-      </w:r>
-      <w:r>
-        <w:rPr>
-          <w:sz w:val="22"/>
-          <w:szCs w:val="22"/>
-        </w:rPr>
-        <w:t>.</w:t>
-      </w:r>
-    </w:p>
-    <w:p>
-      <w:pPr>
-        <w:widowControl/>
-        <w:tabs>
-          <w:tab w:val="left" w:pos="-720"/>
-          <w:tab w:val="left" w:pos="0"/>
-          <w:tab w:val="left" w:pos="270"/>
-          <w:tab w:val="left" w:pos="1800"/>
-          <w:tab w:val="left" w:pos="6588"/>
-          <w:tab w:val="left" w:pos="8640"/>
-          <w:tab w:val="left" w:pos="9360"/>
-          <w:tab w:val="left" w:pos="10080"/>
-          <w:tab w:val="left" w:pos="10348"/>
-        </w:tabs>
-        <w:spacing w:after="159" w:line="258" w:lineRule="auto"/>
-        <w:ind w:hanging="360"/>
-        <w:rPr>
-          <w:sz w:val="22"/>
-          <w:szCs w:val="22"/>
-        </w:rPr>
-      </w:pPr>
-      <w:r>
-        <w:rPr>
-          <w:b/>
-          <w:bCs/>
-          <w:sz w:val="22"/>
-          <w:szCs w:val="22"/>
-        </w:rPr>
-        <w:t>2024</w:t>
-      </w:r>
-      <w:r>
-        <w:rPr>
-          <w:sz w:val="22"/>
-          <w:szCs w:val="22"/>
-        </w:rPr>
-        <w:t xml:space="preserve">: Society for the Advancement of Economic Theory, Santiago, Chile ; Universidad Torcuato Di Tella, Buenos Aires, Argentina ; Federal Reserve System Committee on International Economic Analysis, Minneapolis MN ; </w:t>
-      </w:r>
       <w:proofErr w:type="spellStart"/>
       <w:r>
         <w:rPr>
           <w:sz w:val="22"/>
           <w:szCs w:val="22"/>
         </w:rPr>
-        <w:t>VIIth</w:t>
+        <w:t>Economic</w:t>
+      </w:r>
+      <w:r>
+        <w:rPr>
+          <w:sz w:val="22"/>
+          <w:szCs w:val="22"/>
+        </w:rPr>
+        <w:t>o</w:t>
+      </w:r>
+      <w:r>
+        <w:rPr>
+          <w:sz w:val="22"/>
+          <w:szCs w:val="22"/>
+        </w:rPr>
+        <w:t>s</w:t>
       </w:r>
       <w:proofErr w:type="spellEnd"/>
       <w:r>
@@ -2668,1183 +4679,7 @@
           <w:sz w:val="22"/>
           <w:szCs w:val="22"/>
         </w:rPr>
-        <w:t xml:space="preserve"> Sovereign Debt Conference, Paris, France ; NBER Emerging Markets Meeting, Lima, Peru; North American Meeting of the Econometric Society, Nashville TN; Society for Economic Dynamics Annual Meeting, Barcelona, Spain ; European Meeting of the Econometric Society, Rotterdam, Netherlands , 2024 Latin American Meeting of the Econometric Society, Montevideo, Uruguay ; IMF Fiscal Affairs Department Conference, IMF, Washington, DC; Society for Economic Dynamics Winter Meeting, Buenos Aires, Argentina; RIDGE International Macroeconomics workshop, Santiago, Chile. </w:t>
-      </w:r>
-    </w:p>
-    <w:p>
-      <w:pPr>
-        <w:widowControl/>
-        <w:tabs>
-          <w:tab w:val="left" w:pos="-720"/>
-          <w:tab w:val="left" w:pos="0"/>
-          <w:tab w:val="left" w:pos="270"/>
-          <w:tab w:val="left" w:pos="1800"/>
-          <w:tab w:val="left" w:pos="6588"/>
-          <w:tab w:val="left" w:pos="8640"/>
-          <w:tab w:val="left" w:pos="9360"/>
-          <w:tab w:val="left" w:pos="10080"/>
-          <w:tab w:val="left" w:pos="10348"/>
-        </w:tabs>
-        <w:spacing w:after="159" w:line="258" w:lineRule="auto"/>
-        <w:ind w:hanging="360"/>
-        <w:rPr>
-          <w:sz w:val="22"/>
-          <w:szCs w:val="22"/>
-        </w:rPr>
-      </w:pPr>
-      <w:r>
-        <w:rPr>
-          <w:b/>
-          <w:bCs/>
-          <w:sz w:val="22"/>
-          <w:szCs w:val="22"/>
-        </w:rPr>
-        <w:t>2023</w:t>
-      </w:r>
-      <w:r>
-        <w:rPr>
-          <w:sz w:val="22"/>
-          <w:szCs w:val="22"/>
-        </w:rPr>
-        <w:t xml:space="preserve">: Society for Economic Dynamics Annual Meeting, Cartagena, </w:t>
-      </w:r>
-      <w:proofErr w:type="gramStart"/>
-      <w:r>
-        <w:rPr>
-          <w:sz w:val="22"/>
-          <w:szCs w:val="22"/>
-        </w:rPr>
-        <w:t>Colombia ;</w:t>
-      </w:r>
-      <w:proofErr w:type="gramEnd"/>
-      <w:r>
-        <w:rPr>
-          <w:sz w:val="22"/>
-          <w:szCs w:val="22"/>
-        </w:rPr>
-        <w:t xml:space="preserve"> Society for the Advancement of Economic Theory, Paris, </w:t>
-      </w:r>
-      <w:proofErr w:type="gramStart"/>
-      <w:r>
-        <w:rPr>
-          <w:sz w:val="22"/>
-          <w:szCs w:val="22"/>
-        </w:rPr>
-        <w:t>France ;</w:t>
-      </w:r>
-      <w:proofErr w:type="gramEnd"/>
-      <w:r>
-        <w:rPr>
-          <w:sz w:val="22"/>
-          <w:szCs w:val="22"/>
-        </w:rPr>
-        <w:t xml:space="preserve"> 2023 Latin American Meeting of the Econometric Society, Bogota, </w:t>
-      </w:r>
-      <w:proofErr w:type="gramStart"/>
-      <w:r>
-        <w:rPr>
-          <w:sz w:val="22"/>
-          <w:szCs w:val="22"/>
-        </w:rPr>
-        <w:t>Colombia ;</w:t>
-      </w:r>
-      <w:proofErr w:type="gramEnd"/>
-      <w:r>
-        <w:rPr>
-          <w:sz w:val="22"/>
-          <w:szCs w:val="22"/>
-        </w:rPr>
-        <w:t xml:space="preserve"> University of Notre Dame International Macroeconomics Mini Conference, South </w:t>
-      </w:r>
-      <w:proofErr w:type="gramStart"/>
-      <w:r>
-        <w:rPr>
-          <w:sz w:val="22"/>
-          <w:szCs w:val="22"/>
-        </w:rPr>
-        <w:t>Bend ,IN</w:t>
-      </w:r>
-      <w:proofErr w:type="gramEnd"/>
-      <w:r>
-        <w:rPr>
-          <w:sz w:val="22"/>
-          <w:szCs w:val="22"/>
-        </w:rPr>
-        <w:t xml:space="preserve">; RIDGE International Macroeconomics workshop, Montevideo, Uruguay. </w:t>
-      </w:r>
-    </w:p>
-    <w:p>
-      <w:pPr>
-        <w:widowControl/>
-        <w:tabs>
-          <w:tab w:val="left" w:pos="-720"/>
-          <w:tab w:val="left" w:pos="0"/>
-          <w:tab w:val="left" w:pos="270"/>
-          <w:tab w:val="left" w:pos="1800"/>
-          <w:tab w:val="left" w:pos="6588"/>
-          <w:tab w:val="left" w:pos="8640"/>
-          <w:tab w:val="left" w:pos="9360"/>
-          <w:tab w:val="left" w:pos="10080"/>
-          <w:tab w:val="left" w:pos="10348"/>
-        </w:tabs>
-        <w:spacing w:after="159" w:line="258" w:lineRule="auto"/>
-        <w:ind w:hanging="360"/>
-        <w:rPr>
-          <w:sz w:val="22"/>
-          <w:szCs w:val="22"/>
-        </w:rPr>
-      </w:pPr>
-      <w:r>
-        <w:rPr>
-          <w:b/>
-          <w:bCs/>
-          <w:sz w:val="22"/>
-          <w:szCs w:val="22"/>
-        </w:rPr>
-        <w:t>2022</w:t>
-      </w:r>
-      <w:r>
-        <w:rPr>
-          <w:sz w:val="22"/>
-          <w:szCs w:val="22"/>
-        </w:rPr>
-        <w:t xml:space="preserve">: 4th Conference of European Studies, Milan, Italy ; 53rd Annual Conference of the Money, Macro and Finance Society, Canterbury, United Kingdom ; Inter-American Development Bank Research Department Seminar, IDB, Washington, DC ; Midwest Macroeconomics Meeting, Logan, UT ; China Meeting of the Econometric Society, Beijing, China (virtual) ; Society for Economic Dynamics Annual Meeting, Madison, WI ; European Meeting of the Econometric Society, Milan, Italy ; 2022 Latin American Meeting of the Econometric Society, Lima, Peru. </w:t>
-      </w:r>
-    </w:p>
-    <w:p>
-      <w:pPr>
-        <w:widowControl/>
-        <w:tabs>
-          <w:tab w:val="left" w:pos="-720"/>
-          <w:tab w:val="left" w:pos="0"/>
-          <w:tab w:val="left" w:pos="270"/>
-          <w:tab w:val="left" w:pos="1800"/>
-          <w:tab w:val="left" w:pos="6588"/>
-          <w:tab w:val="left" w:pos="8640"/>
-          <w:tab w:val="left" w:pos="9360"/>
-          <w:tab w:val="left" w:pos="10080"/>
-          <w:tab w:val="left" w:pos="10348"/>
-        </w:tabs>
-        <w:spacing w:after="159" w:line="258" w:lineRule="auto"/>
-        <w:ind w:hanging="360"/>
-        <w:rPr>
-          <w:sz w:val="22"/>
-          <w:szCs w:val="22"/>
-        </w:rPr>
-      </w:pPr>
-      <w:r>
-        <w:rPr>
-          <w:b/>
-          <w:bCs/>
-          <w:sz w:val="22"/>
-          <w:szCs w:val="22"/>
-        </w:rPr>
-        <w:t>2021</w:t>
-      </w:r>
-      <w:r>
-        <w:rPr>
-          <w:sz w:val="22"/>
-          <w:szCs w:val="22"/>
-        </w:rPr>
-        <w:t xml:space="preserve">: International Finance and Macro Seminar, Hong-Kong, China (virtual); Africa Meeting of the Econometric Society, Abidjan (virtual) ; Asian Meeting of the Econometric Society, Kuala Lumpur, Malaysia (virtual); Australasia Meeting of the Econometric Society, Melbourne, Australia (virtual) ; North American Meeting of the Econometric Society, Montréal, Canada (virtual); Society for Economic Dynamics Annual Meeting, Minneapolis, MN ; 2021 European Summer Meetings, Copenhagen, Denmark (virtual); Working Group meeting on sovereign debt restructurings, IMF, Washington DC,(virtual) ; 2021 Latin American Meeting of the Econometric Society, Bogota (virtual); </w:t>
-      </w:r>
-    </w:p>
-    <w:p>
-      <w:pPr>
-        <w:widowControl/>
-        <w:tabs>
-          <w:tab w:val="left" w:pos="-720"/>
-          <w:tab w:val="left" w:pos="0"/>
-          <w:tab w:val="left" w:pos="270"/>
-          <w:tab w:val="left" w:pos="1800"/>
-          <w:tab w:val="left" w:pos="6588"/>
-          <w:tab w:val="left" w:pos="8640"/>
-          <w:tab w:val="left" w:pos="9360"/>
-          <w:tab w:val="left" w:pos="10080"/>
-          <w:tab w:val="left" w:pos="10348"/>
-        </w:tabs>
-        <w:spacing w:after="159" w:line="258" w:lineRule="auto"/>
-        <w:ind w:hanging="360"/>
-        <w:rPr>
-          <w:sz w:val="22"/>
-          <w:szCs w:val="22"/>
-        </w:rPr>
-      </w:pPr>
-      <w:r>
-        <w:rPr>
-          <w:b/>
-          <w:bCs/>
-          <w:sz w:val="22"/>
-          <w:szCs w:val="22"/>
-        </w:rPr>
-        <w:t>2020</w:t>
-      </w:r>
-      <w:r>
-        <w:rPr>
-          <w:sz w:val="22"/>
-          <w:szCs w:val="22"/>
-        </w:rPr>
-        <w:t>: Allied Social Science Association Annual Meeting, San Diego, CA; 15th Annual Economics Graduate Student Conference Washington University, St Louis MO (virtual); 2020 Winter Meetings of the Econometric Society, Nottingham, United Kingdom (virtual</w:t>
-      </w:r>
-      <w:proofErr w:type="gramStart"/>
-      <w:r>
-        <w:rPr>
-          <w:sz w:val="22"/>
-          <w:szCs w:val="22"/>
-        </w:rPr>
-        <w:t>);</w:t>
-      </w:r>
-      <w:proofErr w:type="gramEnd"/>
-      <w:r>
-        <w:rPr>
-          <w:sz w:val="22"/>
-          <w:szCs w:val="22"/>
-        </w:rPr>
-        <w:t xml:space="preserve"> </w:t>
-      </w:r>
-    </w:p>
-    <w:p>
-      <w:pPr>
-        <w:widowControl/>
-        <w:tabs>
-          <w:tab w:val="left" w:pos="-720"/>
-          <w:tab w:val="left" w:pos="0"/>
-          <w:tab w:val="left" w:pos="270"/>
-          <w:tab w:val="left" w:pos="1800"/>
-          <w:tab w:val="left" w:pos="6588"/>
-          <w:tab w:val="left" w:pos="8640"/>
-          <w:tab w:val="left" w:pos="9360"/>
-          <w:tab w:val="left" w:pos="10080"/>
-          <w:tab w:val="left" w:pos="10348"/>
-        </w:tabs>
-        <w:spacing w:after="159" w:line="258" w:lineRule="auto"/>
-        <w:ind w:hanging="360"/>
-        <w:rPr>
-          <w:sz w:val="22"/>
-          <w:szCs w:val="22"/>
-        </w:rPr>
-      </w:pPr>
-      <w:r>
-        <w:rPr>
-          <w:b/>
-          <w:bCs/>
-          <w:sz w:val="22"/>
-          <w:szCs w:val="22"/>
-        </w:rPr>
-        <w:lastRenderedPageBreak/>
-        <w:t>2019</w:t>
-      </w:r>
-      <w:r>
-        <w:rPr>
-          <w:sz w:val="22"/>
-          <w:szCs w:val="22"/>
-        </w:rPr>
-        <w:t xml:space="preserve">: Midwest Macroeconomics Meeting, Athens, </w:t>
-      </w:r>
-      <w:proofErr w:type="gramStart"/>
-      <w:r>
-        <w:rPr>
-          <w:sz w:val="22"/>
-          <w:szCs w:val="22"/>
-        </w:rPr>
-        <w:t>GA ;</w:t>
-      </w:r>
-      <w:proofErr w:type="gramEnd"/>
-      <w:r>
-        <w:rPr>
-          <w:sz w:val="22"/>
-          <w:szCs w:val="22"/>
-        </w:rPr>
-        <w:t xml:space="preserve"> Society for Economic Dynamics Annual Meeting, St. Louis, MO ; International Monetary Fund Institute for Capacity Development, IMF, Washington, DC.</w:t>
-      </w:r>
-    </w:p>
-    <w:p>
-      <w:pPr>
-        <w:widowControl/>
-        <w:tabs>
-          <w:tab w:val="left" w:pos="-720"/>
-          <w:tab w:val="left" w:pos="0"/>
-          <w:tab w:val="left" w:pos="270"/>
-          <w:tab w:val="left" w:pos="1800"/>
-          <w:tab w:val="left" w:pos="6588"/>
-          <w:tab w:val="left" w:pos="8640"/>
-          <w:tab w:val="left" w:pos="9360"/>
-          <w:tab w:val="left" w:pos="10080"/>
-          <w:tab w:val="left" w:pos="10348"/>
-        </w:tabs>
-        <w:spacing w:after="159" w:line="258" w:lineRule="auto"/>
-        <w:rPr>
-          <w:b/>
-          <w:bCs/>
-          <w:sz w:val="22"/>
-          <w:szCs w:val="22"/>
-        </w:rPr>
-      </w:pPr>
-      <w:r>
-        <w:rPr>
-          <w:b/>
-          <w:bCs/>
-          <w:sz w:val="22"/>
-          <w:szCs w:val="22"/>
-        </w:rPr>
-        <w:t>Teaching Experience</w:t>
-      </w:r>
-    </w:p>
-    <w:p>
-      <w:pPr>
-        <w:widowControl/>
-        <w:tabs>
-          <w:tab w:val="left" w:pos="-720"/>
-          <w:tab w:val="left" w:pos="0"/>
-          <w:tab w:val="left" w:pos="270"/>
-          <w:tab w:val="left" w:pos="1800"/>
-          <w:tab w:val="left" w:pos="6588"/>
-          <w:tab w:val="left" w:pos="8640"/>
-          <w:tab w:val="left" w:pos="9360"/>
-          <w:tab w:val="left" w:pos="10080"/>
-          <w:tab w:val="left" w:pos="10348"/>
-        </w:tabs>
-        <w:rPr>
-          <w:sz w:val="22"/>
-          <w:szCs w:val="22"/>
-        </w:rPr>
-      </w:pPr>
-    </w:p>
-    <w:p>
-      <w:pPr>
-        <w:widowControl/>
-        <w:tabs>
-          <w:tab w:val="left" w:pos="-720"/>
-          <w:tab w:val="left" w:pos="0"/>
-          <w:tab w:val="left" w:pos="270"/>
-          <w:tab w:val="left" w:pos="1800"/>
-          <w:tab w:val="left" w:pos="6588"/>
-          <w:tab w:val="left" w:pos="8640"/>
-          <w:tab w:val="left" w:pos="9360"/>
-          <w:tab w:val="left" w:pos="10080"/>
-          <w:tab w:val="left" w:pos="10348"/>
-        </w:tabs>
-        <w:spacing w:after="43"/>
-        <w:ind w:left="1800" w:hanging="1800"/>
-        <w:rPr>
-          <w:sz w:val="22"/>
-          <w:szCs w:val="22"/>
-        </w:rPr>
-      </w:pPr>
-      <w:r>
-        <w:rPr>
-          <w:sz w:val="22"/>
-          <w:szCs w:val="22"/>
-        </w:rPr>
-        <w:t xml:space="preserve">2020 </w:t>
-      </w:r>
-      <w:r>
-        <w:rPr>
-          <w:sz w:val="22"/>
-          <w:szCs w:val="22"/>
-        </w:rPr>
-        <w:t>–2021</w:t>
-      </w:r>
-      <w:r>
-        <w:rPr>
-          <w:sz w:val="22"/>
-          <w:szCs w:val="22"/>
-        </w:rPr>
-        <w:tab/>
-      </w:r>
-      <w:r>
-        <w:rPr>
-          <w:i/>
-          <w:iCs/>
-          <w:sz w:val="22"/>
-          <w:szCs w:val="22"/>
-        </w:rPr>
-        <w:t>Teaching Assistant</w:t>
-      </w:r>
-      <w:r>
-        <w:rPr>
-          <w:sz w:val="22"/>
-          <w:szCs w:val="22"/>
-        </w:rPr>
-        <w:t xml:space="preserve">, Department of Economics, University of Minnesota, Minneapolis, Minnesota. Led recitations for advanced undergraduate </w:t>
-      </w:r>
-      <w:r>
-        <w:rPr>
-          <w:i/>
-          <w:iCs/>
-          <w:sz w:val="22"/>
-          <w:szCs w:val="22"/>
-        </w:rPr>
-        <w:t>Microeconomic Analysis</w:t>
-      </w:r>
-      <w:r>
-        <w:rPr>
-          <w:sz w:val="22"/>
-          <w:szCs w:val="22"/>
-        </w:rPr>
-        <w:t>.  This course was delivered online.</w:t>
-      </w:r>
-    </w:p>
-    <w:p>
-      <w:pPr>
-        <w:widowControl/>
-        <w:tabs>
-          <w:tab w:val="left" w:pos="-720"/>
-          <w:tab w:val="left" w:pos="0"/>
-          <w:tab w:val="left" w:pos="270"/>
-          <w:tab w:val="left" w:pos="1800"/>
-          <w:tab w:val="left" w:pos="6588"/>
-          <w:tab w:val="left" w:pos="8640"/>
-          <w:tab w:val="left" w:pos="9360"/>
-          <w:tab w:val="left" w:pos="10080"/>
-          <w:tab w:val="left" w:pos="10348"/>
-        </w:tabs>
-        <w:spacing w:after="43"/>
-        <w:ind w:left="1800" w:hanging="1800"/>
-        <w:rPr>
-          <w:sz w:val="22"/>
-          <w:szCs w:val="22"/>
-        </w:rPr>
-      </w:pPr>
-      <w:r>
-        <w:rPr>
-          <w:sz w:val="22"/>
-          <w:szCs w:val="22"/>
-        </w:rPr>
-        <w:t>Summer 2017</w:t>
-      </w:r>
-      <w:r>
-        <w:rPr>
-          <w:i/>
-          <w:iCs/>
-          <w:sz w:val="22"/>
-          <w:szCs w:val="22"/>
-        </w:rPr>
-        <w:tab/>
-        <w:t>Instructor</w:t>
-      </w:r>
-      <w:r>
-        <w:rPr>
-          <w:sz w:val="22"/>
-          <w:szCs w:val="22"/>
-        </w:rPr>
-        <w:t xml:space="preserve">, Department of Economics, University of Minnesota, Minneapolis, Minnesota. Instructor for </w:t>
-      </w:r>
-      <w:r>
-        <w:rPr>
-          <w:i/>
-          <w:iCs/>
-          <w:sz w:val="22"/>
-          <w:szCs w:val="22"/>
-        </w:rPr>
-        <w:t>International Trade, Writing Intensive</w:t>
-      </w:r>
-      <w:r>
-        <w:rPr>
-          <w:sz w:val="22"/>
-          <w:szCs w:val="22"/>
-        </w:rPr>
-        <w:t xml:space="preserve">. </w:t>
-      </w:r>
-    </w:p>
-    <w:p>
-      <w:pPr>
-        <w:widowControl/>
-        <w:tabs>
-          <w:tab w:val="left" w:pos="-720"/>
-          <w:tab w:val="left" w:pos="0"/>
-          <w:tab w:val="left" w:pos="270"/>
-          <w:tab w:val="left" w:pos="1800"/>
-          <w:tab w:val="left" w:pos="6588"/>
-          <w:tab w:val="left" w:pos="8640"/>
-          <w:tab w:val="left" w:pos="9360"/>
-          <w:tab w:val="left" w:pos="10080"/>
-          <w:tab w:val="left" w:pos="10348"/>
-        </w:tabs>
-        <w:spacing w:after="43"/>
-        <w:ind w:left="1800" w:hanging="1800"/>
-        <w:rPr>
-          <w:sz w:val="22"/>
-          <w:szCs w:val="22"/>
-        </w:rPr>
-      </w:pPr>
-      <w:r>
-        <w:rPr>
-          <w:sz w:val="22"/>
-          <w:szCs w:val="22"/>
-        </w:rPr>
-        <w:t>Fall 2016</w:t>
-      </w:r>
-      <w:r>
-        <w:rPr>
-          <w:sz w:val="22"/>
-          <w:szCs w:val="22"/>
-        </w:rPr>
-        <w:tab/>
-      </w:r>
-      <w:r>
-        <w:rPr>
-          <w:i/>
-          <w:iCs/>
-          <w:sz w:val="22"/>
-          <w:szCs w:val="22"/>
-        </w:rPr>
-        <w:t>Teaching Assistant</w:t>
-      </w:r>
-      <w:r>
-        <w:rPr>
-          <w:sz w:val="22"/>
-          <w:szCs w:val="22"/>
-        </w:rPr>
-        <w:t xml:space="preserve">, Department of Economics, University of Minnesota, Minneapolis, Minnesota. Led recitations for advanced undergraduate </w:t>
-      </w:r>
-      <w:r>
-        <w:rPr>
-          <w:i/>
-          <w:iCs/>
-          <w:sz w:val="22"/>
-          <w:szCs w:val="22"/>
-        </w:rPr>
-        <w:t>Advanced Topics in Economics: Uncertainty and Information</w:t>
-      </w:r>
-      <w:r>
-        <w:rPr>
-          <w:sz w:val="22"/>
-          <w:szCs w:val="22"/>
-        </w:rPr>
-        <w:t>.</w:t>
-      </w:r>
-    </w:p>
-    <w:p>
-      <w:pPr>
-        <w:widowControl/>
-        <w:tabs>
-          <w:tab w:val="left" w:pos="-720"/>
-          <w:tab w:val="left" w:pos="0"/>
-          <w:tab w:val="left" w:pos="270"/>
-          <w:tab w:val="left" w:pos="1800"/>
-          <w:tab w:val="left" w:pos="6588"/>
-          <w:tab w:val="left" w:pos="8640"/>
-          <w:tab w:val="left" w:pos="9360"/>
-          <w:tab w:val="left" w:pos="10080"/>
-          <w:tab w:val="left" w:pos="10348"/>
-        </w:tabs>
-        <w:spacing w:after="43"/>
-        <w:ind w:left="1800" w:hanging="1800"/>
-        <w:rPr>
-          <w:sz w:val="22"/>
-          <w:szCs w:val="22"/>
-        </w:rPr>
-      </w:pPr>
-      <w:r>
-        <w:rPr>
-          <w:sz w:val="22"/>
-          <w:szCs w:val="22"/>
-        </w:rPr>
-        <w:t>2016 - 2017</w:t>
-      </w:r>
-      <w:r>
-        <w:rPr>
-          <w:i/>
-          <w:iCs/>
-          <w:sz w:val="22"/>
-          <w:szCs w:val="22"/>
-        </w:rPr>
-        <w:tab/>
-        <w:t>Teaching Assistant</w:t>
-      </w:r>
-      <w:r>
-        <w:rPr>
-          <w:sz w:val="22"/>
-          <w:szCs w:val="22"/>
-        </w:rPr>
-        <w:t xml:space="preserve">, Department of Economics, University of Minnesota, Minneapolis, Minnesota. Led recitations for the Ph.D. level </w:t>
-      </w:r>
-      <w:r>
-        <w:rPr>
-          <w:i/>
-          <w:iCs/>
-          <w:sz w:val="22"/>
-          <w:szCs w:val="22"/>
-        </w:rPr>
-        <w:t xml:space="preserve">Microeconomic Theory </w:t>
-      </w:r>
-      <w:r>
-        <w:rPr>
-          <w:sz w:val="22"/>
-          <w:szCs w:val="22"/>
-        </w:rPr>
-        <w:t xml:space="preserve">sequence. </w:t>
-      </w:r>
-    </w:p>
-    <w:p>
-      <w:pPr>
-        <w:widowControl/>
-        <w:tabs>
-          <w:tab w:val="left" w:pos="-720"/>
-          <w:tab w:val="left" w:pos="0"/>
-          <w:tab w:val="left" w:pos="270"/>
-          <w:tab w:val="left" w:pos="1800"/>
-          <w:tab w:val="left" w:pos="6588"/>
-          <w:tab w:val="left" w:pos="8640"/>
-          <w:tab w:val="left" w:pos="9360"/>
-          <w:tab w:val="left" w:pos="10080"/>
-          <w:tab w:val="left" w:pos="10348"/>
-        </w:tabs>
-        <w:spacing w:after="43"/>
-        <w:ind w:left="1800" w:hanging="1800"/>
-        <w:rPr>
-          <w:sz w:val="22"/>
-          <w:szCs w:val="22"/>
-        </w:rPr>
-      </w:pPr>
-      <w:r>
-        <w:rPr>
-          <w:sz w:val="22"/>
-          <w:szCs w:val="22"/>
-        </w:rPr>
-        <w:t xml:space="preserve">2012 </w:t>
-      </w:r>
-      <w:r>
-        <w:rPr>
-          <w:i/>
-          <w:iCs/>
-          <w:sz w:val="22"/>
-          <w:szCs w:val="22"/>
-        </w:rPr>
-        <w:tab/>
-        <w:t>Teaching Assistant</w:t>
-      </w:r>
-      <w:r>
-        <w:rPr>
-          <w:sz w:val="22"/>
-          <w:szCs w:val="22"/>
-        </w:rPr>
-        <w:t xml:space="preserve">, University Paris I Panthéon Sorbonne, Paris, France. Led recitations for </w:t>
-      </w:r>
-      <w:r>
-        <w:rPr>
-          <w:i/>
-          <w:iCs/>
-          <w:sz w:val="22"/>
-          <w:szCs w:val="22"/>
-        </w:rPr>
-        <w:t>Introduction to Financial Markets.</w:t>
-      </w:r>
-      <w:r>
-        <w:rPr>
-          <w:sz w:val="22"/>
-          <w:szCs w:val="22"/>
-        </w:rPr>
-        <w:t xml:space="preserve"> </w:t>
-      </w:r>
-    </w:p>
-    <w:p>
-      <w:pPr>
-        <w:widowControl/>
-        <w:tabs>
-          <w:tab w:val="left" w:pos="-720"/>
-          <w:tab w:val="left" w:pos="0"/>
-          <w:tab w:val="left" w:pos="270"/>
-          <w:tab w:val="left" w:pos="1800"/>
-          <w:tab w:val="left" w:pos="6588"/>
-          <w:tab w:val="left" w:pos="8640"/>
-          <w:tab w:val="left" w:pos="9360"/>
-          <w:tab w:val="left" w:pos="10080"/>
-          <w:tab w:val="left" w:pos="10348"/>
-        </w:tabs>
-        <w:spacing w:after="159" w:line="258" w:lineRule="auto"/>
-        <w:rPr>
-          <w:b/>
-          <w:bCs/>
-          <w:sz w:val="22"/>
-          <w:szCs w:val="22"/>
-        </w:rPr>
-      </w:pPr>
-    </w:p>
-    <w:p>
-      <w:pPr>
-        <w:widowControl/>
-        <w:tabs>
-          <w:tab w:val="left" w:pos="-720"/>
-          <w:tab w:val="left" w:pos="0"/>
-          <w:tab w:val="left" w:pos="270"/>
-          <w:tab w:val="left" w:pos="1800"/>
-          <w:tab w:val="left" w:pos="6588"/>
-          <w:tab w:val="left" w:pos="8640"/>
-          <w:tab w:val="left" w:pos="9360"/>
-          <w:tab w:val="left" w:pos="10080"/>
-          <w:tab w:val="left" w:pos="10348"/>
-        </w:tabs>
-        <w:spacing w:after="159" w:line="258" w:lineRule="auto"/>
-        <w:ind w:hanging="360"/>
-        <w:rPr>
-          <w:b/>
-          <w:bCs/>
-          <w:sz w:val="22"/>
-          <w:szCs w:val="22"/>
-        </w:rPr>
-      </w:pPr>
-      <w:r>
-        <w:rPr>
-          <w:b/>
-          <w:bCs/>
-          <w:sz w:val="22"/>
-          <w:szCs w:val="22"/>
-        </w:rPr>
-        <w:t>Referee Reports</w:t>
-      </w:r>
-    </w:p>
-    <w:p>
-      <w:pPr>
-        <w:pStyle w:val="ListParagraph"/>
-        <w:widowControl/>
-        <w:numPr>
-          <w:ilvl w:val="0"/>
-          <w:numId w:val="1"/>
-        </w:numPr>
-        <w:tabs>
-          <w:tab w:val="left" w:pos="-720"/>
-          <w:tab w:val="left" w:pos="0"/>
-          <w:tab w:val="left" w:pos="270"/>
-          <w:tab w:val="left" w:pos="1800"/>
-          <w:tab w:val="left" w:pos="6588"/>
-          <w:tab w:val="left" w:pos="8640"/>
-          <w:tab w:val="left" w:pos="9360"/>
-          <w:tab w:val="left" w:pos="10080"/>
-          <w:tab w:val="left" w:pos="10348"/>
-        </w:tabs>
-        <w:spacing w:after="159" w:line="258" w:lineRule="auto"/>
-        <w:rPr>
-          <w:sz w:val="22"/>
-          <w:szCs w:val="22"/>
-        </w:rPr>
-      </w:pPr>
-      <w:r>
-        <w:rPr>
-          <w:sz w:val="22"/>
-          <w:szCs w:val="22"/>
-        </w:rPr>
-        <w:t>Review of Economic Studies</w:t>
-      </w:r>
-    </w:p>
-    <w:p>
-      <w:pPr>
-        <w:pStyle w:val="ListParagraph"/>
-        <w:widowControl/>
-        <w:numPr>
-          <w:ilvl w:val="0"/>
-          <w:numId w:val="1"/>
-        </w:numPr>
-        <w:tabs>
-          <w:tab w:val="left" w:pos="-720"/>
-          <w:tab w:val="left" w:pos="0"/>
-          <w:tab w:val="left" w:pos="270"/>
-          <w:tab w:val="left" w:pos="1800"/>
-          <w:tab w:val="left" w:pos="6588"/>
-          <w:tab w:val="left" w:pos="8640"/>
-          <w:tab w:val="left" w:pos="9360"/>
-          <w:tab w:val="left" w:pos="10080"/>
-          <w:tab w:val="left" w:pos="10348"/>
-        </w:tabs>
-        <w:spacing w:after="159" w:line="258" w:lineRule="auto"/>
-        <w:rPr>
-          <w:sz w:val="22"/>
-          <w:szCs w:val="22"/>
-        </w:rPr>
-      </w:pPr>
-      <w:r>
-        <w:rPr>
-          <w:sz w:val="22"/>
-          <w:szCs w:val="22"/>
-        </w:rPr>
-        <w:t>Journal of the European Economic Association</w:t>
-      </w:r>
-    </w:p>
-    <w:p>
-      <w:pPr>
-        <w:pStyle w:val="ListParagraph"/>
-        <w:widowControl/>
-        <w:numPr>
-          <w:ilvl w:val="0"/>
-          <w:numId w:val="1"/>
-        </w:numPr>
-        <w:tabs>
-          <w:tab w:val="left" w:pos="-720"/>
-          <w:tab w:val="left" w:pos="0"/>
-          <w:tab w:val="left" w:pos="270"/>
-          <w:tab w:val="left" w:pos="1800"/>
-          <w:tab w:val="left" w:pos="6588"/>
-          <w:tab w:val="left" w:pos="8640"/>
-          <w:tab w:val="left" w:pos="9360"/>
-          <w:tab w:val="left" w:pos="10080"/>
-          <w:tab w:val="left" w:pos="10348"/>
-        </w:tabs>
-        <w:spacing w:after="159" w:line="258" w:lineRule="auto"/>
-        <w:rPr>
-          <w:sz w:val="22"/>
-          <w:szCs w:val="22"/>
-        </w:rPr>
-      </w:pPr>
-      <w:r>
-        <w:rPr>
-          <w:sz w:val="22"/>
-          <w:szCs w:val="22"/>
-        </w:rPr>
-        <w:t>Journal of Political Economy: Macroeconomics</w:t>
-      </w:r>
-    </w:p>
-    <w:p>
-      <w:pPr>
-        <w:pStyle w:val="ListParagraph"/>
-        <w:widowControl/>
-        <w:numPr>
-          <w:ilvl w:val="0"/>
-          <w:numId w:val="1"/>
-        </w:numPr>
-        <w:tabs>
-          <w:tab w:val="left" w:pos="-720"/>
-          <w:tab w:val="left" w:pos="0"/>
-          <w:tab w:val="left" w:pos="270"/>
-          <w:tab w:val="left" w:pos="1800"/>
-          <w:tab w:val="left" w:pos="6588"/>
-          <w:tab w:val="left" w:pos="8640"/>
-          <w:tab w:val="left" w:pos="9360"/>
-          <w:tab w:val="left" w:pos="10080"/>
-          <w:tab w:val="left" w:pos="10348"/>
-        </w:tabs>
-        <w:spacing w:after="159" w:line="258" w:lineRule="auto"/>
-        <w:rPr>
-          <w:sz w:val="22"/>
-          <w:szCs w:val="22"/>
-        </w:rPr>
-      </w:pPr>
-      <w:r>
-        <w:rPr>
-          <w:sz w:val="22"/>
-          <w:szCs w:val="22"/>
-        </w:rPr>
-        <w:t>Review of Economic Dynamics</w:t>
-      </w:r>
-    </w:p>
-    <w:p>
-      <w:pPr>
-        <w:pStyle w:val="ListParagraph"/>
-        <w:widowControl/>
-        <w:numPr>
-          <w:ilvl w:val="0"/>
-          <w:numId w:val="1"/>
-        </w:numPr>
-        <w:tabs>
-          <w:tab w:val="left" w:pos="-720"/>
-          <w:tab w:val="left" w:pos="0"/>
-          <w:tab w:val="left" w:pos="270"/>
-          <w:tab w:val="left" w:pos="1800"/>
-          <w:tab w:val="left" w:pos="6588"/>
-          <w:tab w:val="left" w:pos="8640"/>
-          <w:tab w:val="left" w:pos="9360"/>
-          <w:tab w:val="left" w:pos="10080"/>
-          <w:tab w:val="left" w:pos="10348"/>
-        </w:tabs>
-        <w:spacing w:after="159" w:line="258" w:lineRule="auto"/>
-        <w:rPr>
-          <w:sz w:val="22"/>
-          <w:szCs w:val="22"/>
-        </w:rPr>
-      </w:pPr>
-      <w:r>
-        <w:rPr>
-          <w:sz w:val="22"/>
-          <w:szCs w:val="22"/>
-        </w:rPr>
-        <w:t>Journal of International Economics</w:t>
-      </w:r>
-    </w:p>
-    <w:p>
-      <w:pPr>
-        <w:pStyle w:val="ListParagraph"/>
-        <w:widowControl/>
-        <w:numPr>
-          <w:ilvl w:val="0"/>
-          <w:numId w:val="1"/>
-        </w:numPr>
-        <w:tabs>
-          <w:tab w:val="left" w:pos="-720"/>
-          <w:tab w:val="left" w:pos="0"/>
-          <w:tab w:val="left" w:pos="270"/>
-          <w:tab w:val="left" w:pos="1800"/>
-          <w:tab w:val="left" w:pos="6588"/>
-          <w:tab w:val="left" w:pos="8640"/>
-          <w:tab w:val="left" w:pos="9360"/>
-          <w:tab w:val="left" w:pos="10080"/>
-          <w:tab w:val="left" w:pos="10348"/>
-        </w:tabs>
-        <w:spacing w:after="159" w:line="258" w:lineRule="auto"/>
-        <w:rPr>
-          <w:sz w:val="22"/>
-          <w:szCs w:val="22"/>
-        </w:rPr>
-      </w:pPr>
-      <w:r>
-        <w:rPr>
-          <w:sz w:val="22"/>
-          <w:szCs w:val="22"/>
-        </w:rPr>
-        <w:t>IMF Economic Review</w:t>
-      </w:r>
-    </w:p>
-    <w:p>
-      <w:pPr>
-        <w:pStyle w:val="ListParagraph"/>
-        <w:widowControl/>
-        <w:numPr>
-          <w:ilvl w:val="0"/>
-          <w:numId w:val="1"/>
-        </w:numPr>
-        <w:tabs>
-          <w:tab w:val="left" w:pos="-720"/>
-          <w:tab w:val="left" w:pos="0"/>
-          <w:tab w:val="left" w:pos="270"/>
-          <w:tab w:val="left" w:pos="1800"/>
-          <w:tab w:val="left" w:pos="6588"/>
-          <w:tab w:val="left" w:pos="8640"/>
-          <w:tab w:val="left" w:pos="9360"/>
-          <w:tab w:val="left" w:pos="10080"/>
-          <w:tab w:val="left" w:pos="10348"/>
-        </w:tabs>
-        <w:spacing w:after="159" w:line="258" w:lineRule="auto"/>
-        <w:rPr>
-          <w:sz w:val="22"/>
-          <w:szCs w:val="22"/>
-        </w:rPr>
-      </w:pPr>
-      <w:r>
-        <w:rPr>
-          <w:sz w:val="22"/>
-          <w:szCs w:val="22"/>
-        </w:rPr>
-        <w:t>Journal of International Money and Finance</w:t>
-      </w:r>
-    </w:p>
-    <w:p>
-      <w:pPr>
-        <w:pStyle w:val="ListParagraph"/>
-        <w:widowControl/>
-        <w:numPr>
-          <w:ilvl w:val="0"/>
-          <w:numId w:val="1"/>
-        </w:numPr>
-        <w:tabs>
-          <w:tab w:val="left" w:pos="-720"/>
-          <w:tab w:val="left" w:pos="0"/>
-          <w:tab w:val="left" w:pos="270"/>
-          <w:tab w:val="left" w:pos="1800"/>
-          <w:tab w:val="left" w:pos="6588"/>
-          <w:tab w:val="left" w:pos="8640"/>
-          <w:tab w:val="left" w:pos="9360"/>
-          <w:tab w:val="left" w:pos="10080"/>
-          <w:tab w:val="left" w:pos="10348"/>
-        </w:tabs>
-        <w:spacing w:after="159" w:line="258" w:lineRule="auto"/>
-        <w:rPr>
-          <w:sz w:val="22"/>
-          <w:szCs w:val="22"/>
-        </w:rPr>
-      </w:pPr>
-      <w:r>
-        <w:rPr>
-          <w:sz w:val="22"/>
-          <w:szCs w:val="22"/>
-        </w:rPr>
-        <w:t>Journal o</w:t>
-      </w:r>
-      <w:r>
-        <w:rPr>
-          <w:sz w:val="22"/>
-          <w:szCs w:val="22"/>
-        </w:rPr>
-        <w:t>f Economic Dynamics and Control</w:t>
-      </w:r>
-      <w:r>
-        <w:rPr>
-          <w:sz w:val="22"/>
-          <w:szCs w:val="22"/>
-        </w:rPr>
-        <w:t xml:space="preserve"> </w:t>
-      </w:r>
-    </w:p>
-    <w:p>
-      <w:pPr>
-        <w:pStyle w:val="ListParagraph"/>
-        <w:widowControl/>
-        <w:numPr>
-          <w:ilvl w:val="0"/>
-          <w:numId w:val="1"/>
-        </w:numPr>
-        <w:tabs>
-          <w:tab w:val="left" w:pos="-720"/>
-          <w:tab w:val="left" w:pos="0"/>
-          <w:tab w:val="left" w:pos="270"/>
-          <w:tab w:val="left" w:pos="1800"/>
-          <w:tab w:val="left" w:pos="6588"/>
-          <w:tab w:val="left" w:pos="8640"/>
-          <w:tab w:val="left" w:pos="9360"/>
-          <w:tab w:val="left" w:pos="10080"/>
-          <w:tab w:val="left" w:pos="10348"/>
-        </w:tabs>
-        <w:spacing w:after="159" w:line="258" w:lineRule="auto"/>
-        <w:rPr>
-          <w:sz w:val="22"/>
-          <w:szCs w:val="22"/>
-        </w:rPr>
-      </w:pPr>
-      <w:r>
-        <w:rPr>
-          <w:sz w:val="22"/>
-          <w:szCs w:val="22"/>
-        </w:rPr>
-        <w:t>Journal of Banking and Finance</w:t>
-      </w:r>
-    </w:p>
-    <w:p>
-      <w:pPr>
-        <w:pStyle w:val="ListParagraph"/>
-        <w:widowControl/>
-        <w:numPr>
-          <w:ilvl w:val="0"/>
-          <w:numId w:val="1"/>
-        </w:numPr>
-        <w:tabs>
-          <w:tab w:val="left" w:pos="-720"/>
-          <w:tab w:val="left" w:pos="0"/>
-          <w:tab w:val="left" w:pos="270"/>
-          <w:tab w:val="left" w:pos="1800"/>
-          <w:tab w:val="left" w:pos="6588"/>
-          <w:tab w:val="left" w:pos="8640"/>
-          <w:tab w:val="left" w:pos="9360"/>
-          <w:tab w:val="left" w:pos="10080"/>
-          <w:tab w:val="left" w:pos="10348"/>
-        </w:tabs>
-        <w:spacing w:after="159" w:line="258" w:lineRule="auto"/>
-        <w:rPr>
-          <w:sz w:val="22"/>
-          <w:szCs w:val="22"/>
-        </w:rPr>
-      </w:pPr>
-      <w:r>
-        <w:rPr>
-          <w:sz w:val="22"/>
-          <w:szCs w:val="22"/>
-        </w:rPr>
-        <w:t>Macroeconomic Dynamics</w:t>
-      </w:r>
-    </w:p>
-    <w:p>
-      <w:pPr>
-        <w:pStyle w:val="ListParagraph"/>
-        <w:widowControl/>
-        <w:numPr>
-          <w:ilvl w:val="0"/>
-          <w:numId w:val="1"/>
-        </w:numPr>
-        <w:tabs>
-          <w:tab w:val="left" w:pos="-720"/>
-          <w:tab w:val="left" w:pos="0"/>
-          <w:tab w:val="left" w:pos="270"/>
-          <w:tab w:val="left" w:pos="1800"/>
-          <w:tab w:val="left" w:pos="6588"/>
-          <w:tab w:val="left" w:pos="8640"/>
-          <w:tab w:val="left" w:pos="9360"/>
-          <w:tab w:val="left" w:pos="10080"/>
-          <w:tab w:val="left" w:pos="10348"/>
-        </w:tabs>
-        <w:spacing w:after="159" w:line="258" w:lineRule="auto"/>
-        <w:rPr>
-          <w:sz w:val="22"/>
-          <w:szCs w:val="22"/>
-        </w:rPr>
-      </w:pPr>
-      <w:r>
-        <w:rPr>
-          <w:sz w:val="22"/>
-          <w:szCs w:val="22"/>
-        </w:rPr>
-        <w:t>Economic Journal</w:t>
-      </w:r>
-    </w:p>
-    <w:p>
-      <w:pPr>
-        <w:pStyle w:val="ListParagraph"/>
-        <w:widowControl/>
-        <w:numPr>
-          <w:ilvl w:val="0"/>
-          <w:numId w:val="1"/>
-        </w:numPr>
-        <w:tabs>
-          <w:tab w:val="left" w:pos="-720"/>
-          <w:tab w:val="left" w:pos="0"/>
-          <w:tab w:val="left" w:pos="270"/>
-          <w:tab w:val="left" w:pos="1800"/>
-          <w:tab w:val="left" w:pos="6588"/>
-          <w:tab w:val="left" w:pos="8640"/>
-          <w:tab w:val="left" w:pos="9360"/>
-          <w:tab w:val="left" w:pos="10080"/>
-          <w:tab w:val="left" w:pos="10348"/>
-        </w:tabs>
-        <w:spacing w:after="159" w:line="258" w:lineRule="auto"/>
-        <w:rPr>
-          <w:sz w:val="22"/>
-          <w:szCs w:val="22"/>
-        </w:rPr>
-      </w:pPr>
-      <w:r>
-        <w:rPr>
-          <w:sz w:val="22"/>
-          <w:szCs w:val="22"/>
-        </w:rPr>
-        <w:t>Economic Letters</w:t>
-      </w:r>
-    </w:p>
-    <w:p>
-      <w:pPr>
-        <w:pStyle w:val="ListParagraph"/>
-        <w:widowControl/>
-        <w:numPr>
-          <w:ilvl w:val="0"/>
-          <w:numId w:val="1"/>
-        </w:numPr>
-        <w:tabs>
-          <w:tab w:val="left" w:pos="-720"/>
-          <w:tab w:val="left" w:pos="0"/>
-          <w:tab w:val="left" w:pos="270"/>
-          <w:tab w:val="left" w:pos="1800"/>
-          <w:tab w:val="left" w:pos="6588"/>
-          <w:tab w:val="left" w:pos="8640"/>
-          <w:tab w:val="left" w:pos="9360"/>
-          <w:tab w:val="left" w:pos="10080"/>
-          <w:tab w:val="left" w:pos="10348"/>
-        </w:tabs>
-        <w:spacing w:after="159" w:line="258" w:lineRule="auto"/>
-        <w:rPr>
-          <w:sz w:val="22"/>
-          <w:szCs w:val="22"/>
-        </w:rPr>
-      </w:pPr>
-      <w:proofErr w:type="spellStart"/>
-      <w:r>
-        <w:rPr>
-          <w:sz w:val="22"/>
-          <w:szCs w:val="22"/>
-        </w:rPr>
-        <w:t>Cuadernos</w:t>
-      </w:r>
-      <w:proofErr w:type="spellEnd"/>
-      <w:r>
-        <w:rPr>
-          <w:sz w:val="22"/>
-          <w:szCs w:val="22"/>
-        </w:rPr>
-        <w:t xml:space="preserve"> Economics de ICE.</w:t>
+        <w:t xml:space="preserve"> de ICE.</w:t>
       </w:r>
     </w:p>
     <w:p>
@@ -4608,6 +5443,27 @@
       <w:szCs w:val="20"/>
     </w:rPr>
   </w:style>
+  <w:style w:type="paragraph" w:styleId="Heading1">
+    <w:name w:val="heading 1"/>
+    <w:basedOn w:val="Normal"/>
+    <w:next w:val="Normal"/>
+    <w:link w:val="Heading1Char"/>
+    <w:uiPriority w:val="9"/>
+    <w:qFormat/>
+    <w:rsid w:val="00B54407"/>
+    <w:pPr>
+      <w:keepNext/>
+      <w:keepLines/>
+      <w:spacing w:before="240"/>
+      <w:outlineLvl w:val="0"/>
+    </w:pPr>
+    <w:rPr>
+      <w:rFonts w:asciiTheme="majorHAnsi" w:eastAsiaTheme="majorEastAsia" w:hAnsiTheme="majorHAnsi" w:cstheme="majorBidi"/>
+      <w:color w:val="2E74B5" w:themeColor="accent1" w:themeShade="BF"/>
+      <w:sz w:val="32"/>
+      <w:szCs w:val="32"/>
+    </w:rPr>
+  </w:style>
   <w:style w:type="paragraph" w:styleId="Heading2">
     <w:name w:val="heading 2"/>
     <w:basedOn w:val="Normal"/>
@@ -4656,7 +5512,6 @@
   <w:style w:type="character" w:default="1" w:styleId="DefaultParagraphFont">
     <w:name w:val="Default Paragraph Font"/>
     <w:uiPriority w:val="1"/>
-    <w:semiHidden/>
     <w:unhideWhenUsed/>
   </w:style>
   <w:style w:type="table" w:default="1" w:styleId="TableNormal">
@@ -5527,6 +6382,31 @@
       <w:szCs w:val="18"/>
     </w:rPr>
   </w:style>
+  <w:style w:type="character" w:customStyle="1" w:styleId="Heading1Char">
+    <w:name w:val="Heading 1 Char"/>
+    <w:basedOn w:val="DefaultParagraphFont"/>
+    <w:link w:val="Heading1"/>
+    <w:uiPriority w:val="9"/>
+    <w:rsid w:val="00B54407"/>
+    <w:rPr>
+      <w:rFonts w:asciiTheme="majorHAnsi" w:eastAsiaTheme="majorEastAsia" w:hAnsiTheme="majorHAnsi" w:cstheme="majorBidi"/>
+      <w:color w:val="2E74B5" w:themeColor="accent1" w:themeShade="BF"/>
+      <w:sz w:val="32"/>
+      <w:szCs w:val="32"/>
+    </w:rPr>
+  </w:style>
+  <w:style w:type="character" w:styleId="UnresolvedMention">
+    <w:name w:val="Unresolved Mention"/>
+    <w:basedOn w:val="DefaultParagraphFont"/>
+    <w:uiPriority w:val="99"/>
+    <w:semiHidden/>
+    <w:unhideWhenUsed/>
+    <w:rsid w:val="008D2B95"/>
+    <w:rPr>
+      <w:color w:val="605E5C"/>
+      <w:shd w:val="clear" w:color="auto" w:fill="E1DFDD"/>
+    </w:rPr>
+  </w:style>
 </w:styles>
 </file>
 
@@ -5789,4 +6669,10 @@
     </a:ext>
   </a:extLst>
 </a:theme>
+</file>
+
+<file path=docMetadata/LabelInfo.xml><?xml version="1.0" encoding="utf-8"?>
+<clbl:labelList xmlns:clbl="http://schemas.microsoft.com/office/2020/mipLabelMetadata">
+  <clbl:label id="{9dfb1a05-5f1d-449a-8960-62abcb479e7d}" enabled="0" method="" siteId="{9dfb1a05-5f1d-449a-8960-62abcb479e7d}" removed="1"/>
+</clbl:labelList>
 </file>